--- a/courts/fourth-circuit/west-virginia/federal/bankruptcy-northern-district/motion-brief/usage/OUTPUT-motion-brief.docx
+++ b/courts/fourth-circuit/west-virginia/federal/bankruptcy-northern-district/motion-brief/usage/OUTPUT-motion-brief.docx
@@ -4,92 +4,276 @@
   <w:body>
     <w:p>
       <w:pPr>
-        <w:pStyle w:val="Single"/>
-      </w:pPr>
-      <w:r>
-        <w:t xml:space="preserve">SAMPLE DEFENSE COUNSEL, ESQ. (WVSB No. 00001)</w:t>
-      </w:r>
-    </w:p>
-    <w:p>
-      <w:pPr>
-        <w:pStyle w:val="Single"/>
-      </w:pPr>
-      <w:r>
-        <w:t xml:space="preserve">Sample Defense Firm</w:t>
-      </w:r>
-    </w:p>
-    <w:p>
-      <w:pPr>
-        <w:pStyle w:val="Single"/>
-      </w:pPr>
-      <w:r>
-        <w:t xml:space="preserve">200 Example Avenue</w:t>
-      </w:r>
-    </w:p>
-    <w:p>
-      <w:pPr>
-        <w:pStyle w:val="Single"/>
-      </w:pPr>
-      <w:r>
-        <w:t xml:space="preserve">Wheeling, West Virginia 26003</w:t>
-      </w:r>
-    </w:p>
-    <w:p>
-      <w:pPr>
-        <w:pStyle w:val="Single"/>
-      </w:pPr>
-      <w:r>
-        <w:t xml:space="preserve">Telephone: (304) 000-0001</w:t>
-      </w:r>
-    </w:p>
-    <w:p>
-      <w:pPr>
-        <w:pStyle w:val="Single"/>
-      </w:pPr>
-      <w:r>
-        <w:t xml:space="preserve">Email: defense@example.invalid</w:t>
-      </w:r>
-    </w:p>
-    <w:p>
-      <w:pPr>
-        <w:pStyle w:val="Single"/>
-        <w:spacing w:after="288"/>
-      </w:pPr>
-      <w:r>
-        <w:t xml:space="preserve">Counsel for Defendant Example Transferee, LLC</w:t>
-      </w:r>
-    </w:p>
-    <w:p>
-      <w:pPr>
-        <w:pStyle w:val="Centered"/>
-        <w:spacing w:after="72"/>
-      </w:pPr>
-      <w:r>
-        <w:t xml:space="preserve">UNITED STATES BANKRUPTCY COURT</w:t>
-      </w:r>
-    </w:p>
-    <w:p>
-      <w:pPr>
-        <w:pStyle w:val="Centered"/>
-        <w:spacing w:after="288"/>
-      </w:pPr>
-      <w:r>
-        <w:t xml:space="preserve">NORTHERN DISTRICT OF WEST VIRGINIA</w:t>
+        <w:spacing w:before="0" w:after="0" w:line="276" w:lineRule="exact"/>
+        <w:ind w:left="0" w:firstLine="0"/>
+        <w:jc w:val="left"/>
+      </w:pPr>
+      <w:r>
+        <w:t xml:space="preserve">SAMPLE</w:t>
+      </w:r>
+      <w:r>
+        <w:t xml:space="preserve"> </w:t>
+      </w:r>
+      <w:r>
+        <w:t xml:space="preserve">DEFENSE</w:t>
+      </w:r>
+      <w:r>
+        <w:t xml:space="preserve"> </w:t>
+      </w:r>
+      <w:r>
+        <w:t xml:space="preserve">COUNSEL,</w:t>
+      </w:r>
+      <w:r>
+        <w:t xml:space="preserve"> </w:t>
+      </w:r>
+      <w:r>
+        <w:t xml:space="preserve">ESQ.</w:t>
+      </w:r>
+      <w:r>
+        <w:t xml:space="preserve"> </w:t>
+      </w:r>
+      <w:r>
+        <w:t xml:space="preserve">(WVSB</w:t>
+      </w:r>
+      <w:r>
+        <w:t xml:space="preserve"> </w:t>
+      </w:r>
+      <w:r>
+        <w:t xml:space="preserve">No.</w:t>
+      </w:r>
+      <w:r>
+        <w:t xml:space="preserve"> </w:t>
+      </w:r>
+      <w:r>
+        <w:t xml:space="preserve">00001)</w:t>
+      </w:r>
+    </w:p>
+    <w:p>
+      <w:pPr>
+        <w:spacing w:before="0" w:after="0" w:line="276" w:lineRule="exact"/>
+        <w:ind w:left="0" w:firstLine="0"/>
+        <w:jc w:val="left"/>
+      </w:pPr>
+      <w:r>
+        <w:t xml:space="preserve">Sample</w:t>
+      </w:r>
+      <w:r>
+        <w:t xml:space="preserve"> </w:t>
+      </w:r>
+      <w:r>
+        <w:t xml:space="preserve">Defense</w:t>
+      </w:r>
+      <w:r>
+        <w:t xml:space="preserve"> </w:t>
+      </w:r>
+      <w:r>
+        <w:t xml:space="preserve">Firm</w:t>
+      </w:r>
+    </w:p>
+    <w:p>
+      <w:pPr>
+        <w:spacing w:before="0" w:after="0" w:line="276" w:lineRule="exact"/>
+        <w:ind w:left="0" w:firstLine="0"/>
+        <w:jc w:val="left"/>
+      </w:pPr>
+      <w:r>
+        <w:t xml:space="preserve">200</w:t>
+      </w:r>
+      <w:r>
+        <w:t xml:space="preserve"> </w:t>
+      </w:r>
+      <w:r>
+        <w:t xml:space="preserve">Example</w:t>
+      </w:r>
+      <w:r>
+        <w:t xml:space="preserve"> </w:t>
+      </w:r>
+      <w:r>
+        <w:t xml:space="preserve">Avenue</w:t>
+      </w:r>
+    </w:p>
+    <w:p>
+      <w:pPr>
+        <w:spacing w:before="0" w:after="0" w:line="276" w:lineRule="exact"/>
+        <w:ind w:left="0" w:firstLine="0"/>
+        <w:jc w:val="left"/>
+      </w:pPr>
+      <w:r>
+        <w:t xml:space="preserve">Wheeling,</w:t>
+      </w:r>
+      <w:r>
+        <w:t xml:space="preserve"> </w:t>
+      </w:r>
+      <w:r>
+        <w:t xml:space="preserve">West</w:t>
+      </w:r>
+      <w:r>
+        <w:t xml:space="preserve"> </w:t>
+      </w:r>
+      <w:r>
+        <w:t xml:space="preserve">Virginia</w:t>
+      </w:r>
+      <w:r>
+        <w:t xml:space="preserve"> </w:t>
+      </w:r>
+      <w:r>
+        <w:t xml:space="preserve">26003</w:t>
+      </w:r>
+    </w:p>
+    <w:p>
+      <w:pPr>
+        <w:spacing w:before="0" w:after="0" w:line="276" w:lineRule="exact"/>
+        <w:ind w:left="0" w:firstLine="0"/>
+        <w:jc w:val="left"/>
+      </w:pPr>
+      <w:r>
+        <w:t xml:space="preserve">Telephone:</w:t>
+      </w:r>
+      <w:r>
+        <w:t xml:space="preserve"> </w:t>
+      </w:r>
+      <w:r>
+        <w:t xml:space="preserve">(304)</w:t>
+      </w:r>
+      <w:r>
+        <w:t xml:space="preserve"> </w:t>
+      </w:r>
+      <w:r>
+        <w:t xml:space="preserve">000</w:t>
+        <w:noBreakHyphen/>
+        <w:t xml:space="preserve">0001</w:t>
+      </w:r>
+    </w:p>
+    <w:p>
+      <w:pPr>
+        <w:spacing w:before="0" w:after="0" w:line="276" w:lineRule="exact"/>
+        <w:ind w:left="0" w:firstLine="0"/>
+        <w:jc w:val="left"/>
+      </w:pPr>
+      <w:r>
+        <w:t xml:space="preserve">Email:</w:t>
+      </w:r>
+      <w:r>
+        <w:t xml:space="preserve"> </w:t>
+      </w:r>
+      <w:r>
+        <w:t xml:space="preserve">defense@example.invalid</w:t>
+      </w:r>
+    </w:p>
+    <w:p>
+      <w:pPr>
+        <w:spacing w:before="0" w:after="276" w:line="276" w:lineRule="exact"/>
+        <w:ind w:left="0" w:firstLine="0"/>
+        <w:jc w:val="left"/>
+      </w:pPr>
+      <w:r>
+        <w:t xml:space="preserve">Counsel</w:t>
+      </w:r>
+      <w:r>
+        <w:t xml:space="preserve"> </w:t>
+      </w:r>
+      <w:r>
+        <w:t xml:space="preserve">for</w:t>
+      </w:r>
+      <w:r>
+        <w:t xml:space="preserve"> </w:t>
+      </w:r>
+      <w:r>
+        <w:t xml:space="preserve">Defendant</w:t>
+      </w:r>
+      <w:r>
+        <w:t xml:space="preserve"> </w:t>
+      </w:r>
+      <w:r>
+        <w:t xml:space="preserve">Example</w:t>
+      </w:r>
+      <w:r>
+        <w:t xml:space="preserve"> </w:t>
+      </w:r>
+      <w:r>
+        <w:t xml:space="preserve">Transferee,</w:t>
+      </w:r>
+      <w:r>
+        <w:t xml:space="preserve"> </w:t>
+      </w:r>
+      <w:r>
+        <w:t xml:space="preserve">LLC</w:t>
+      </w:r>
+    </w:p>
+    <w:p>
+      <w:pPr>
+        <w:spacing w:before="0" w:after="0" w:line="276" w:lineRule="exact"/>
+        <w:ind w:left="0" w:firstLine="0"/>
+        <w:jc w:val="center"/>
+      </w:pPr>
+      <w:r>
+        <w:t xml:space="preserve">UNITED</w:t>
+      </w:r>
+      <w:r>
+        <w:t xml:space="preserve"> </w:t>
+      </w:r>
+      <w:r>
+        <w:t xml:space="preserve">STATES</w:t>
+      </w:r>
+      <w:r>
+        <w:t xml:space="preserve"> </w:t>
+      </w:r>
+      <w:r>
+        <w:t xml:space="preserve">BANKRUPTCY</w:t>
+      </w:r>
+      <w:r>
+        <w:t xml:space="preserve"> </w:t>
+      </w:r>
+      <w:r>
+        <w:t xml:space="preserve">COURT</w:t>
+      </w:r>
+    </w:p>
+    <w:p>
+      <w:pPr>
+        <w:spacing w:before="0" w:after="276" w:line="276" w:lineRule="exact"/>
+        <w:ind w:left="0" w:firstLine="0"/>
+        <w:jc w:val="center"/>
+      </w:pPr>
+      <w:r>
+        <w:t xml:space="preserve">NORTHERN</w:t>
+      </w:r>
+      <w:r>
+        <w:t xml:space="preserve"> </w:t>
+      </w:r>
+      <w:r>
+        <w:t xml:space="preserve">DISTRICT</w:t>
+      </w:r>
+      <w:r>
+        <w:t xml:space="preserve"> </w:t>
+      </w:r>
+      <w:r>
+        <w:t xml:space="preserve">OF</w:t>
+      </w:r>
+      <w:r>
+        <w:t xml:space="preserve"> </w:t>
+      </w:r>
+      <w:r>
+        <w:t xml:space="preserve">WEST</w:t>
+      </w:r>
+      <w:r>
+        <w:t xml:space="preserve"> </w:t>
+      </w:r>
+      <w:r>
+        <w:t xml:space="preserve">VIRGINIA</w:t>
       </w:r>
     </w:p>
     <w:tbl>
       <w:tblPr>
         <w:tblW w:w="9360" w:type="dxa"/>
-        <w:tblBorders>
-          <w:top w:val="nil"/>
-          <w:left w:val="nil"/>
-          <w:bottom w:val="nil"/>
-          <w:right w:val="nil"/>
-          <w:insideH w:val="nil"/>
-          <w:insideV w:val="nil"/>
-        </w:tblBorders>
+        <w:tblInd w:w="0" w:type="dxa"/>
         <w:tblLayout w:type="fixed"/>
-        <w:tblLook w:val="0000"/>
+        <w:tblCellMar>
+          <w:top w:w="0" w:type="dxa"/>
+          <w:left w:w="0" w:type="dxa"/>
+          <w:bottom w:w="0" w:type="dxa"/>
+          <w:right w:w="0" w:type="dxa"/>
+        </w:tblCellMar>
+        <w:tblLook w:val="0000" w:firstRow="0" w:lastRow="0" w:firstColumn="0" w:lastColumn="0" w:noHBand="0" w:noVBand="0"/>
       </w:tblPr>
       <w:tblGrid>
         <w:gridCol w:w="4608"/>
@@ -103,28 +287,46 @@
           <w:tcPr>
             <w:tcW w:w="4608" w:type="dxa"/>
             <w:tcBorders>
+              <w:bottom w:val="single" w:sz="6" w:space="0" w:color="000000"/>
               <w:right w:val="single" w:sz="6" w:space="0" w:color="000000"/>
-              <w:bottom w:val="single" w:sz="6" w:space="0" w:color="000000"/>
             </w:tcBorders>
             <w:tcMar>
-              <w:left w:w="144" w:type="dxa"/>
               <w:right w:w="216" w:type="dxa"/>
-              <w:bottom w:w="216" w:type="dxa"/>
             </w:tcMar>
           </w:tcPr>
           <w:p>
             <w:pPr>
-              <w:pStyle w:val="Single"/>
+              <w:spacing w:before="0" w:after="0" w:line="276" w:lineRule="exact"/>
+              <w:ind w:left="0" w:firstLine="0"/>
+              <w:jc w:val="left"/>
             </w:pPr>
             <w:r>
-              <w:t xml:space="preserve">In re: EXAMPLE DEBTOR, LLC,</w:t>
+              <w:t xml:space="preserve">In re: </w:t>
+            </w:r>
+            <w:r>
+              <w:t xml:space="preserve">EXAMPLE</w:t>
+            </w:r>
+            <w:r>
+              <w:t xml:space="preserve"> </w:t>
+            </w:r>
+            <w:r>
+              <w:t xml:space="preserve">DEBTOR,</w:t>
+            </w:r>
+            <w:r>
+              <w:t xml:space="preserve"> </w:t>
+            </w:r>
+            <w:r>
+              <w:t xml:space="preserve">LLC</w:t>
+            </w:r>
+            <w:r>
+              <w:t xml:space="preserve">,</w:t>
             </w:r>
           </w:p>
           <w:p>
             <w:pPr>
-              <w:pStyle w:val="Single"/>
-              <w:spacing w:after="192"/>
-              <w:ind w:left="576"/>
+              <w:spacing w:before="0" w:after="276" w:line="276" w:lineRule="exact"/>
+              <w:ind w:left="576" w:firstLine="0"/>
+              <w:jc w:val="left"/>
             </w:pPr>
             <w:r>
               <w:t xml:space="preserve">Debtor.</w:t>
@@ -132,17 +334,97 @@
           </w:p>
           <w:p>
             <w:pPr>
-              <w:pStyle w:val="Single"/>
+              <w:spacing w:before="0" w:after="0" w:line="276" w:lineRule="exact"/>
+              <w:ind w:left="0" w:firstLine="0"/>
+              <w:jc w:val="left"/>
             </w:pPr>
             <w:r>
-              <w:t xml:space="preserve">JANE E. SAMPLE, Chapter 7 Trustee for the bankruptcy estate of Example Debtor, LLC,</w:t>
+              <w:t xml:space="preserve">JANE</w:t>
+            </w:r>
+            <w:r>
+              <w:t xml:space="preserve"> </w:t>
+            </w:r>
+            <w:r>
+              <w:t xml:space="preserve">E.</w:t>
+            </w:r>
+            <w:r>
+              <w:t xml:space="preserve"> </w:t>
+            </w:r>
+            <w:r>
+              <w:t xml:space="preserve">SAMPLE,</w:t>
+            </w:r>
+            <w:r>
+              <w:t xml:space="preserve"> </w:t>
+            </w:r>
+            <w:r>
+              <w:t xml:space="preserve">Chapter</w:t>
+            </w:r>
+            <w:r>
+              <w:t xml:space="preserve"> </w:t>
+            </w:r>
+            <w:r>
+              <w:t xml:space="preserve">7</w:t>
+            </w:r>
+            <w:r>
+              <w:t xml:space="preserve"> </w:t>
+            </w:r>
+            <w:r>
+              <w:t xml:space="preserve">Trustee</w:t>
+            </w:r>
+            <w:r>
+              <w:t xml:space="preserve"> </w:t>
+            </w:r>
+            <w:r>
+              <w:t xml:space="preserve">for</w:t>
+            </w:r>
+            <w:r>
+              <w:t xml:space="preserve"> </w:t>
+            </w:r>
+            <w:r>
+              <w:t xml:space="preserve">the</w:t>
+            </w:r>
+            <w:r>
+              <w:t xml:space="preserve"> </w:t>
+            </w:r>
+            <w:r>
+              <w:t xml:space="preserve">bankruptcy</w:t>
+            </w:r>
+            <w:r>
+              <w:t xml:space="preserve"> </w:t>
+            </w:r>
+            <w:r>
+              <w:t xml:space="preserve">estate</w:t>
+            </w:r>
+            <w:r>
+              <w:t xml:space="preserve"> </w:t>
+            </w:r>
+            <w:r>
+              <w:t xml:space="preserve">of</w:t>
+            </w:r>
+            <w:r>
+              <w:t xml:space="preserve"> </w:t>
+            </w:r>
+            <w:r>
+              <w:t xml:space="preserve">Example</w:t>
+            </w:r>
+            <w:r>
+              <w:t xml:space="preserve"> </w:t>
+            </w:r>
+            <w:r>
+              <w:t xml:space="preserve">Debtor,</w:t>
+            </w:r>
+            <w:r>
+              <w:t xml:space="preserve"> </w:t>
+            </w:r>
+            <w:r>
+              <w:t xml:space="preserve">LLC,</w:t>
             </w:r>
           </w:p>
           <w:p>
             <w:pPr>
-              <w:pStyle w:val="Single"/>
-              <w:spacing w:after="192"/>
-              <w:ind w:left="144"/>
+              <w:spacing w:before="0" w:after="276" w:line="276" w:lineRule="exact"/>
+              <w:ind w:left="144" w:firstLine="0"/>
+              <w:jc w:val="left"/>
             </w:pPr>
             <w:r>
               <w:t xml:space="preserve">Plaintiff,</w:t>
@@ -150,9 +432,9 @@
           </w:p>
           <w:p>
             <w:pPr>
-              <w:pStyle w:val="Single"/>
-              <w:spacing w:after="192"/>
-              <w:ind w:left="2160"/>
+              <w:spacing w:before="0" w:after="276" w:line="276" w:lineRule="exact"/>
+              <w:ind w:left="2160" w:firstLine="0"/>
+              <w:jc w:val="left"/>
             </w:pPr>
             <w:r>
               <w:t xml:space="preserve">v.</w:t>
@@ -160,17 +442,55 @@
           </w:p>
           <w:p>
             <w:pPr>
-              <w:pStyle w:val="Single"/>
+              <w:spacing w:before="0" w:after="0" w:line="276" w:lineRule="exact"/>
+              <w:ind w:left="0" w:firstLine="0"/>
+              <w:jc w:val="left"/>
             </w:pPr>
             <w:r>
-              <w:t xml:space="preserve">EXAMPLE TRANSFEREE, LLC; and JOHN Q. EXAMPLE,</w:t>
+              <w:t xml:space="preserve">EXAMPLE</w:t>
+            </w:r>
+            <w:r>
+              <w:t xml:space="preserve"> </w:t>
+            </w:r>
+            <w:r>
+              <w:t xml:space="preserve">TRANSFEREE,</w:t>
+            </w:r>
+            <w:r>
+              <w:t xml:space="preserve"> </w:t>
+            </w:r>
+            <w:r>
+              <w:t xml:space="preserve">LLC;</w:t>
+            </w:r>
+            <w:r>
+              <w:t xml:space="preserve"> </w:t>
+            </w:r>
+            <w:r>
+              <w:t xml:space="preserve">and</w:t>
+            </w:r>
+            <w:r>
+              <w:t xml:space="preserve"> </w:t>
+            </w:r>
+            <w:r>
+              <w:t xml:space="preserve">JOHN</w:t>
+            </w:r>
+            <w:r>
+              <w:t xml:space="preserve"> </w:t>
+            </w:r>
+            <w:r>
+              <w:t xml:space="preserve">Q.</w:t>
+            </w:r>
+            <w:r>
+              <w:t xml:space="preserve"> </w:t>
+            </w:r>
+            <w:r>
+              <w:t xml:space="preserve">EXAMPLE,</w:t>
             </w:r>
           </w:p>
           <w:p>
             <w:pPr>
-              <w:pStyle w:val="Single"/>
-              <w:spacing w:after="144"/>
-              <w:ind w:left="144"/>
+              <w:spacing w:before="0" w:after="276" w:line="276" w:lineRule="exact"/>
+              <w:ind w:left="144" w:firstLine="0"/>
+              <w:jc w:val="left"/>
             </w:pPr>
             <w:r>
               <w:t xml:space="preserve">Defendants.</w:t>
@@ -182,55 +502,87 @@
             <w:tcW w:w="4752" w:type="dxa"/>
             <w:tcMar>
               <w:left w:w="360" w:type="dxa"/>
-              <w:right w:w="144" w:type="dxa"/>
             </w:tcMar>
           </w:tcPr>
           <w:p>
             <w:pPr>
-              <w:pStyle w:val="Single"/>
-              <w:spacing w:before="144"/>
+              <w:spacing w:before="276" w:after="276" w:line="276" w:lineRule="exact"/>
+              <w:ind w:left="0" w:firstLine="0"/>
+              <w:jc w:val="left"/>
             </w:pPr>
+            <w:r>
+              <w:t xml:space="preserve">Chapter </w:t>
+            </w:r>
+            <w:r>
+              <w:t xml:space="preserve">7</w:t>
+            </w:r>
           </w:p>
           <w:p>
             <w:pPr>
-              <w:pStyle w:val="Single"/>
-              <w:spacing w:after="144"/>
+              <w:spacing w:before="0" w:after="0" w:line="276" w:lineRule="exact"/>
+              <w:ind w:left="0" w:firstLine="0"/>
+              <w:jc w:val="left"/>
             </w:pPr>
             <w:r>
-              <w:t xml:space="preserve">Chapter 7</w:t>
+              <w:t xml:space="preserve">Case No. </w:t>
+            </w:r>
+            <w:r>
+              <w:t xml:space="preserve">1:26-bk</w:t>
+              <w:noBreakHyphen/>
+              <w:t xml:space="preserve">00000</w:t>
             </w:r>
           </w:p>
           <w:p>
             <w:pPr>
-              <w:pStyle w:val="Single"/>
+              <w:spacing w:before="0" w:after="0" w:line="276" w:lineRule="exact"/>
+              <w:ind w:left="0" w:firstLine="0"/>
+              <w:jc w:val="left"/>
             </w:pPr>
             <w:r>
-              <w:t xml:space="preserve">Case No. 1:26-bk-00000</w:t>
+              <w:t xml:space="preserve">Judge </w:t>
+            </w:r>
+            <w:r>
+              <w:t xml:space="preserve">Hon.</w:t>
+            </w:r>
+            <w:r>
+              <w:t xml:space="preserve"> </w:t>
+            </w:r>
+            <w:r>
+              <w:t xml:space="preserve">Example</w:t>
+            </w:r>
+            <w:r>
+              <w:t xml:space="preserve"> </w:t>
+            </w:r>
+            <w:r>
+              <w:t xml:space="preserve">Judge</w:t>
             </w:r>
           </w:p>
           <w:p>
             <w:pPr>
-              <w:pStyle w:val="Single"/>
-              <w:spacing w:after="144"/>
+              <w:spacing w:before="276" w:after="0" w:line="276" w:lineRule="exact"/>
+              <w:ind w:left="0" w:firstLine="0"/>
+              <w:jc w:val="left"/>
             </w:pPr>
             <w:r>
-              <w:t xml:space="preserve">Judge Hon. Example Judge</w:t>
+              <w:t xml:space="preserve">Adv. Pro. No. </w:t>
+            </w:r>
+            <w:r>
+              <w:t xml:space="preserve">1:26-ap</w:t>
+              <w:noBreakHyphen/>
+              <w:t xml:space="preserve">00000</w:t>
             </w:r>
           </w:p>
           <w:p>
             <w:pPr>
-              <w:pStyle w:val="Single"/>
+              <w:spacing w:before="0" w:after="0" w:line="276" w:lineRule="exact"/>
+              <w:ind w:left="0" w:firstLine="0"/>
+              <w:jc w:val="left"/>
             </w:pPr>
             <w:r>
-              <w:t xml:space="preserve">Adv. Pro. No. 1:26-ap-00000</w:t>
-            </w:r>
-          </w:p>
-          <w:p>
-            <w:pPr>
-              <w:pStyle w:val="Single"/>
-            </w:pPr>
-            <w:r>
-              <w:t xml:space="preserve">Motion Docket No. 1</w:t>
+              <w:t xml:space="preserve">Motion Docket No. </w:t>
+            </w:r>
+            <w:r>
+              <w:t xml:space="preserve">1</w:t>
             </w:r>
           </w:p>
         </w:tc>
@@ -238,20 +590,232 @@
     </w:tbl>
     <w:p>
       <w:pPr>
-        <w:pStyle w:val="CenteredBody"/>
-        <w:spacing w:before="288" w:after="144"/>
-      </w:pPr>
-      <w:r>
-        <w:rPr>
-          <w:b/>
-          <w:bCs/>
-        </w:rPr>
-        <w:t xml:space="preserve">MOTION OF DEFENDANT EXAMPLE TRANSFEREE, LLC TO DISMISS ADVERSARY COMPLAINT, WITH MEMORANDUM OF LAW IN SUPPORT</w:t>
+        <w:spacing w:before="276" w:after="276" w:line="276" w:lineRule="exact"/>
+        <w:ind w:left="0" w:firstLine="0"/>
+        <w:jc w:val="center"/>
+      </w:pPr>
+      <w:r>
+        <w:rPr>
+          <w:b/>
+          <w:bCs/>
+        </w:rPr>
+        <w:t xml:space="preserve">MOTION</w:t>
+      </w:r>
+      <w:r>
+        <w:rPr>
+          <w:b/>
+          <w:bCs/>
+        </w:rPr>
+        <w:t xml:space="preserve"> </w:t>
+      </w:r>
+      <w:r>
+        <w:rPr>
+          <w:b/>
+          <w:bCs/>
+        </w:rPr>
+        <w:t xml:space="preserve">OF</w:t>
+      </w:r>
+      <w:r>
+        <w:rPr>
+          <w:b/>
+          <w:bCs/>
+        </w:rPr>
+        <w:t xml:space="preserve"> </w:t>
+      </w:r>
+      <w:r>
+        <w:rPr>
+          <w:b/>
+          <w:bCs/>
+        </w:rPr>
+        <w:t xml:space="preserve">DEFENDANT</w:t>
+      </w:r>
+      <w:r>
+        <w:rPr>
+          <w:b/>
+          <w:bCs/>
+        </w:rPr>
+        <w:t xml:space="preserve"> </w:t>
+      </w:r>
+      <w:r>
+        <w:rPr>
+          <w:b/>
+          <w:bCs/>
+        </w:rPr>
+        <w:t xml:space="preserve">EXAMPLE</w:t>
+      </w:r>
+      <w:r>
+        <w:rPr>
+          <w:b/>
+          <w:bCs/>
+        </w:rPr>
+        <w:t xml:space="preserve"> </w:t>
+      </w:r>
+      <w:r>
+        <w:rPr>
+          <w:b/>
+          <w:bCs/>
+        </w:rPr>
+        <w:t xml:space="preserve">TRANSFEREE,</w:t>
+      </w:r>
+      <w:r>
+        <w:rPr>
+          <w:b/>
+          <w:bCs/>
+        </w:rPr>
+        <w:t xml:space="preserve"> </w:t>
+      </w:r>
+      <w:r>
+        <w:rPr>
+          <w:b/>
+          <w:bCs/>
+        </w:rPr>
+        <w:t xml:space="preserve">LLC</w:t>
+      </w:r>
+      <w:r>
+        <w:rPr>
+          <w:b/>
+          <w:bCs/>
+        </w:rPr>
+        <w:t xml:space="preserve"> </w:t>
+      </w:r>
+      <w:r>
+        <w:rPr>
+          <w:b/>
+          <w:bCs/>
+        </w:rPr>
+        <w:t xml:space="preserve">TO</w:t>
+      </w:r>
+      <w:r>
+        <w:rPr>
+          <w:b/>
+          <w:bCs/>
+        </w:rPr>
+        <w:t xml:space="preserve"> </w:t>
+      </w:r>
+      <w:r>
+        <w:rPr>
+          <w:b/>
+          <w:bCs/>
+        </w:rPr>
+        <w:t xml:space="preserve">DISMISS</w:t>
+      </w:r>
+      <w:r>
+        <w:rPr>
+          <w:b/>
+          <w:bCs/>
+        </w:rPr>
+        <w:t xml:space="preserve"> </w:t>
+      </w:r>
+      <w:r>
+        <w:rPr>
+          <w:b/>
+          <w:bCs/>
+        </w:rPr>
+        <w:t xml:space="preserve">ADVERSARY</w:t>
+      </w:r>
+      <w:r>
+        <w:rPr>
+          <w:b/>
+          <w:bCs/>
+        </w:rPr>
+        <w:t xml:space="preserve"> </w:t>
+      </w:r>
+      <w:r>
+        <w:rPr>
+          <w:b/>
+          <w:bCs/>
+        </w:rPr>
+        <w:t xml:space="preserve">COMPLAINT,</w:t>
+      </w:r>
+      <w:r>
+        <w:rPr>
+          <w:b/>
+          <w:bCs/>
+        </w:rPr>
+        <w:t xml:space="preserve"> </w:t>
+      </w:r>
+      <w:r>
+        <w:rPr>
+          <w:b/>
+          <w:bCs/>
+        </w:rPr>
+        <w:t xml:space="preserve">WITH</w:t>
+      </w:r>
+      <w:r>
+        <w:rPr>
+          <w:b/>
+          <w:bCs/>
+        </w:rPr>
+        <w:t xml:space="preserve"> </w:t>
+      </w:r>
+      <w:r>
+        <w:rPr>
+          <w:b/>
+          <w:bCs/>
+        </w:rPr>
+        <w:t xml:space="preserve">MEMORANDUM</w:t>
+      </w:r>
+      <w:r>
+        <w:rPr>
+          <w:b/>
+          <w:bCs/>
+        </w:rPr>
+        <w:t xml:space="preserve"> </w:t>
+      </w:r>
+      <w:r>
+        <w:rPr>
+          <w:b/>
+          <w:bCs/>
+        </w:rPr>
+        <w:t xml:space="preserve">OF</w:t>
+      </w:r>
+      <w:r>
+        <w:rPr>
+          <w:b/>
+          <w:bCs/>
+        </w:rPr>
+        <w:t xml:space="preserve"> </w:t>
+      </w:r>
+      <w:r>
+        <w:rPr>
+          <w:b/>
+          <w:bCs/>
+        </w:rPr>
+        <w:t xml:space="preserve">LAW</w:t>
+      </w:r>
+      <w:r>
+        <w:rPr>
+          <w:b/>
+          <w:bCs/>
+        </w:rPr>
+        <w:t xml:space="preserve"> </w:t>
+      </w:r>
+      <w:r>
+        <w:rPr>
+          <w:b/>
+          <w:bCs/>
+        </w:rPr>
+        <w:t xml:space="preserve">IN</w:t>
+      </w:r>
+      <w:r>
+        <w:rPr>
+          <w:b/>
+          <w:bCs/>
+        </w:rPr>
+        <w:t xml:space="preserve"> </w:t>
+      </w:r>
+      <w:r>
+        <w:rPr>
+          <w:b/>
+          <w:bCs/>
+        </w:rPr>
+        <w:t xml:space="preserve">SUPPORT</w:t>
       </w:r>
     </w:p>
     <w:tbl>
       <w:tblPr>
         <w:tblW w:w="9360" w:type="dxa"/>
+        <w:tblInd w:w="0" w:type="dxa"/>
         <w:tblBorders>
           <w:top w:val="single" w:sz="6" w:space="0" w:color="000000"/>
           <w:left w:val="single" w:sz="6" w:space="0" w:color="000000"/>
@@ -259,7 +823,13 @@
           <w:right w:val="single" w:sz="6" w:space="0" w:color="000000"/>
         </w:tblBorders>
         <w:tblLayout w:type="fixed"/>
-        <w:tblLook w:val="0000"/>
+        <w:tblCellMar>
+          <w:top w:w="0" w:type="dxa"/>
+          <w:left w:w="0" w:type="dxa"/>
+          <w:bottom w:w="0" w:type="dxa"/>
+          <w:right w:w="0" w:type="dxa"/>
+        </w:tblCellMar>
+        <w:tblLook w:val="0000" w:firstRow="0" w:lastRow="0" w:firstColumn="0" w:lastColumn="0" w:noHBand="0" w:noVBand="0"/>
       </w:tblPr>
       <w:tblGrid>
         <w:gridCol w:w="9360"/>
@@ -280,8 +850,9 @@
           </w:tcPr>
           <w:p>
             <w:pPr>
-              <w:pStyle w:val="Single"/>
-              <w:spacing w:after="120"/>
+              <w:spacing w:before="0" w:after="138" w:line="276" w:lineRule="exact"/>
+              <w:ind w:left="0" w:firstLine="0"/>
+              <w:jc w:val="left"/>
             </w:pPr>
             <w:r>
               <w:rPr>
@@ -293,10 +864,474 @@
           </w:p>
           <w:p>
             <w:pPr>
-              <w:pStyle w:val="Single"/>
+              <w:spacing w:before="0" w:after="0" w:line="276" w:lineRule="exact"/>
+              <w:ind w:left="0" w:firstLine="0"/>
+              <w:jc w:val="left"/>
             </w:pPr>
             <w:r>
-              <w:t xml:space="preserve">Defendant Example Transferee, LLC has filed a motion to dismiss the adversary complaint. An order may be entered granting the relief sought unless a specific written objection is filed within twenty-one (21) days of the date of the mailing of this notice. Any objection must be filed with the Clerk of the Bankruptcy Court and served on counsel for the movant. If no timely objection is filed, the Court may enter the order without further notice or hearing.</w:t>
+              <w:t xml:space="preserve">Defendant</w:t>
+            </w:r>
+            <w:r>
+              <w:t xml:space="preserve"> </w:t>
+            </w:r>
+            <w:r>
+              <w:t xml:space="preserve">Example</w:t>
+            </w:r>
+            <w:r>
+              <w:t xml:space="preserve"> </w:t>
+            </w:r>
+            <w:r>
+              <w:t xml:space="preserve">Transferee,</w:t>
+            </w:r>
+            <w:r>
+              <w:t xml:space="preserve"> </w:t>
+            </w:r>
+            <w:r>
+              <w:t xml:space="preserve">LLC</w:t>
+            </w:r>
+            <w:r>
+              <w:t xml:space="preserve"> </w:t>
+            </w:r>
+            <w:r>
+              <w:t xml:space="preserve">has</w:t>
+            </w:r>
+            <w:r>
+              <w:t xml:space="preserve"> </w:t>
+            </w:r>
+            <w:r>
+              <w:t xml:space="preserve">filed</w:t>
+            </w:r>
+            <w:r>
+              <w:t xml:space="preserve"> </w:t>
+            </w:r>
+            <w:r>
+              <w:t xml:space="preserve">a</w:t>
+            </w:r>
+            <w:r>
+              <w:t xml:space="preserve"> </w:t>
+            </w:r>
+            <w:r>
+              <w:t xml:space="preserve">motion</w:t>
+            </w:r>
+            <w:r>
+              <w:t xml:space="preserve"> </w:t>
+            </w:r>
+            <w:r>
+              <w:t xml:space="preserve">to</w:t>
+            </w:r>
+            <w:r>
+              <w:t xml:space="preserve"> </w:t>
+            </w:r>
+            <w:r>
+              <w:t xml:space="preserve">dismiss</w:t>
+            </w:r>
+            <w:r>
+              <w:t xml:space="preserve"> </w:t>
+            </w:r>
+            <w:r>
+              <w:t xml:space="preserve">the</w:t>
+            </w:r>
+            <w:r>
+              <w:t xml:space="preserve"> </w:t>
+            </w:r>
+            <w:r>
+              <w:t xml:space="preserve">adversary</w:t>
+            </w:r>
+            <w:r>
+              <w:t xml:space="preserve"> </w:t>
+            </w:r>
+            <w:r>
+              <w:t xml:space="preserve">complaint.</w:t>
+            </w:r>
+            <w:r>
+              <w:t xml:space="preserve"> </w:t>
+            </w:r>
+            <w:r>
+              <w:t xml:space="preserve">An</w:t>
+            </w:r>
+            <w:r>
+              <w:t xml:space="preserve"> </w:t>
+            </w:r>
+            <w:r>
+              <w:t xml:space="preserve">order</w:t>
+            </w:r>
+            <w:r>
+              <w:t xml:space="preserve"> </w:t>
+            </w:r>
+            <w:r>
+              <w:t xml:space="preserve">may</w:t>
+            </w:r>
+            <w:r>
+              <w:t xml:space="preserve"> </w:t>
+            </w:r>
+            <w:r>
+              <w:t xml:space="preserve">be</w:t>
+            </w:r>
+            <w:r>
+              <w:t xml:space="preserve"> </w:t>
+            </w:r>
+            <w:r>
+              <w:t xml:space="preserve">entered</w:t>
+            </w:r>
+            <w:r>
+              <w:t xml:space="preserve"> </w:t>
+            </w:r>
+            <w:r>
+              <w:t xml:space="preserve">granting</w:t>
+            </w:r>
+            <w:r>
+              <w:t xml:space="preserve"> </w:t>
+            </w:r>
+            <w:r>
+              <w:t xml:space="preserve">the</w:t>
+            </w:r>
+            <w:r>
+              <w:t xml:space="preserve"> </w:t>
+            </w:r>
+            <w:r>
+              <w:t xml:space="preserve">relief</w:t>
+            </w:r>
+            <w:r>
+              <w:t xml:space="preserve"> </w:t>
+            </w:r>
+            <w:r>
+              <w:t xml:space="preserve">sought</w:t>
+            </w:r>
+            <w:r>
+              <w:t xml:space="preserve"> </w:t>
+            </w:r>
+            <w:r>
+              <w:t xml:space="preserve">unless</w:t>
+            </w:r>
+            <w:r>
+              <w:t xml:space="preserve"> </w:t>
+            </w:r>
+            <w:r>
+              <w:t xml:space="preserve">a</w:t>
+            </w:r>
+            <w:r>
+              <w:t xml:space="preserve"> </w:t>
+            </w:r>
+            <w:r>
+              <w:t xml:space="preserve">specific</w:t>
+            </w:r>
+            <w:r>
+              <w:t xml:space="preserve"> </w:t>
+            </w:r>
+            <w:r>
+              <w:t xml:space="preserve">written</w:t>
+            </w:r>
+            <w:r>
+              <w:t xml:space="preserve"> </w:t>
+            </w:r>
+            <w:r>
+              <w:t xml:space="preserve">objection</w:t>
+            </w:r>
+            <w:r>
+              <w:t xml:space="preserve"> </w:t>
+            </w:r>
+            <w:r>
+              <w:t xml:space="preserve">is</w:t>
+            </w:r>
+            <w:r>
+              <w:t xml:space="preserve"> </w:t>
+            </w:r>
+            <w:r>
+              <w:t xml:space="preserve">filed</w:t>
+            </w:r>
+            <w:r>
+              <w:t xml:space="preserve"> </w:t>
+            </w:r>
+            <w:r>
+              <w:t xml:space="preserve">within</w:t>
+            </w:r>
+            <w:r>
+              <w:t xml:space="preserve"> </w:t>
+            </w:r>
+            <w:r>
+              <w:t xml:space="preserve">twenty-one</w:t>
+            </w:r>
+            <w:r>
+              <w:t xml:space="preserve"> </w:t>
+            </w:r>
+            <w:r>
+              <w:t xml:space="preserve">(21)</w:t>
+            </w:r>
+            <w:r>
+              <w:t xml:space="preserve"> </w:t>
+            </w:r>
+            <w:r>
+              <w:t xml:space="preserve">days</w:t>
+            </w:r>
+            <w:r>
+              <w:t xml:space="preserve"> </w:t>
+            </w:r>
+            <w:r>
+              <w:t xml:space="preserve">of</w:t>
+            </w:r>
+            <w:r>
+              <w:t xml:space="preserve"> </w:t>
+            </w:r>
+            <w:r>
+              <w:t xml:space="preserve">the</w:t>
+            </w:r>
+            <w:r>
+              <w:t xml:space="preserve"> </w:t>
+            </w:r>
+            <w:r>
+              <w:t xml:space="preserve">date</w:t>
+            </w:r>
+            <w:r>
+              <w:t xml:space="preserve"> </w:t>
+            </w:r>
+            <w:r>
+              <w:t xml:space="preserve">of</w:t>
+            </w:r>
+            <w:r>
+              <w:t xml:space="preserve"> </w:t>
+            </w:r>
+            <w:r>
+              <w:t xml:space="preserve">the</w:t>
+            </w:r>
+            <w:r>
+              <w:t xml:space="preserve"> </w:t>
+            </w:r>
+            <w:r>
+              <w:t xml:space="preserve">mailing</w:t>
+            </w:r>
+            <w:r>
+              <w:t xml:space="preserve"> </w:t>
+            </w:r>
+            <w:r>
+              <w:t xml:space="preserve">of</w:t>
+            </w:r>
+            <w:r>
+              <w:t xml:space="preserve"> </w:t>
+            </w:r>
+            <w:r>
+              <w:t xml:space="preserve">this</w:t>
+            </w:r>
+            <w:r>
+              <w:t xml:space="preserve"> </w:t>
+            </w:r>
+            <w:r>
+              <w:t xml:space="preserve">notice.</w:t>
+            </w:r>
+            <w:r>
+              <w:t xml:space="preserve"> </w:t>
+            </w:r>
+            <w:r>
+              <w:t xml:space="preserve">Any</w:t>
+            </w:r>
+            <w:r>
+              <w:t xml:space="preserve"> </w:t>
+            </w:r>
+            <w:r>
+              <w:t xml:space="preserve">objection</w:t>
+            </w:r>
+            <w:r>
+              <w:t xml:space="preserve"> </w:t>
+            </w:r>
+            <w:r>
+              <w:t xml:space="preserve">must</w:t>
+            </w:r>
+            <w:r>
+              <w:t xml:space="preserve"> </w:t>
+            </w:r>
+            <w:r>
+              <w:t xml:space="preserve">be</w:t>
+            </w:r>
+            <w:r>
+              <w:t xml:space="preserve"> </w:t>
+            </w:r>
+            <w:r>
+              <w:t xml:space="preserve">filed</w:t>
+            </w:r>
+            <w:r>
+              <w:t xml:space="preserve"> </w:t>
+            </w:r>
+            <w:r>
+              <w:t xml:space="preserve">with</w:t>
+            </w:r>
+            <w:r>
+              <w:t xml:space="preserve"> </w:t>
+            </w:r>
+            <w:r>
+              <w:t xml:space="preserve">the</w:t>
+            </w:r>
+            <w:r>
+              <w:t xml:space="preserve"> </w:t>
+            </w:r>
+            <w:r>
+              <w:t xml:space="preserve">Clerk</w:t>
+            </w:r>
+            <w:r>
+              <w:t xml:space="preserve"> </w:t>
+            </w:r>
+            <w:r>
+              <w:t xml:space="preserve">of</w:t>
+            </w:r>
+            <w:r>
+              <w:t xml:space="preserve"> </w:t>
+            </w:r>
+            <w:r>
+              <w:t xml:space="preserve">the</w:t>
+            </w:r>
+            <w:r>
+              <w:t xml:space="preserve"> </w:t>
+            </w:r>
+            <w:r>
+              <w:t xml:space="preserve">Bankruptcy</w:t>
+            </w:r>
+            <w:r>
+              <w:t xml:space="preserve"> </w:t>
+            </w:r>
+            <w:r>
+              <w:t xml:space="preserve">Court</w:t>
+            </w:r>
+            <w:r>
+              <w:t xml:space="preserve"> </w:t>
+            </w:r>
+            <w:r>
+              <w:t xml:space="preserve">and</w:t>
+            </w:r>
+            <w:r>
+              <w:t xml:space="preserve"> </w:t>
+            </w:r>
+            <w:r>
+              <w:t xml:space="preserve">served</w:t>
+            </w:r>
+            <w:r>
+              <w:t xml:space="preserve"> </w:t>
+            </w:r>
+            <w:r>
+              <w:t xml:space="preserve">on</w:t>
+            </w:r>
+            <w:r>
+              <w:t xml:space="preserve"> </w:t>
+            </w:r>
+            <w:r>
+              <w:t xml:space="preserve">counsel</w:t>
+            </w:r>
+            <w:r>
+              <w:t xml:space="preserve"> </w:t>
+            </w:r>
+            <w:r>
+              <w:t xml:space="preserve">for</w:t>
+            </w:r>
+            <w:r>
+              <w:t xml:space="preserve"> </w:t>
+            </w:r>
+            <w:r>
+              <w:t xml:space="preserve">the</w:t>
+            </w:r>
+            <w:r>
+              <w:t xml:space="preserve"> </w:t>
+            </w:r>
+            <w:r>
+              <w:t xml:space="preserve">movant.</w:t>
+            </w:r>
+            <w:r>
+              <w:t xml:space="preserve"> </w:t>
+            </w:r>
+            <w:r>
+              <w:t xml:space="preserve">If</w:t>
+            </w:r>
+            <w:r>
+              <w:t xml:space="preserve"> </w:t>
+            </w:r>
+            <w:r>
+              <w:t xml:space="preserve">no</w:t>
+            </w:r>
+            <w:r>
+              <w:t xml:space="preserve"> </w:t>
+            </w:r>
+            <w:r>
+              <w:t xml:space="preserve">timely</w:t>
+            </w:r>
+            <w:r>
+              <w:t xml:space="preserve"> </w:t>
+            </w:r>
+            <w:r>
+              <w:t xml:space="preserve">objection</w:t>
+            </w:r>
+            <w:r>
+              <w:t xml:space="preserve"> </w:t>
+            </w:r>
+            <w:r>
+              <w:t xml:space="preserve">is</w:t>
+            </w:r>
+            <w:r>
+              <w:t xml:space="preserve"> </w:t>
+            </w:r>
+            <w:r>
+              <w:t xml:space="preserve">filed,</w:t>
+            </w:r>
+            <w:r>
+              <w:t xml:space="preserve"> </w:t>
+            </w:r>
+            <w:r>
+              <w:t xml:space="preserve">the</w:t>
+            </w:r>
+            <w:r>
+              <w:t xml:space="preserve"> </w:t>
+            </w:r>
+            <w:r>
+              <w:t xml:space="preserve">Court</w:t>
+            </w:r>
+            <w:r>
+              <w:t xml:space="preserve"> </w:t>
+            </w:r>
+            <w:r>
+              <w:t xml:space="preserve">may</w:t>
+            </w:r>
+            <w:r>
+              <w:t xml:space="preserve"> </w:t>
+            </w:r>
+            <w:r>
+              <w:t xml:space="preserve">enter</w:t>
+            </w:r>
+            <w:r>
+              <w:t xml:space="preserve"> </w:t>
+            </w:r>
+            <w:r>
+              <w:t xml:space="preserve">the</w:t>
+            </w:r>
+            <w:r>
+              <w:t xml:space="preserve"> </w:t>
+            </w:r>
+            <w:r>
+              <w:t xml:space="preserve">order</w:t>
+            </w:r>
+            <w:r>
+              <w:t xml:space="preserve"> </w:t>
+            </w:r>
+            <w:r>
+              <w:t xml:space="preserve">without</w:t>
+            </w:r>
+            <w:r>
+              <w:t xml:space="preserve"> </w:t>
+            </w:r>
+            <w:r>
+              <w:t xml:space="preserve">further</w:t>
+            </w:r>
+            <w:r>
+              <w:t xml:space="preserve"> </w:t>
+            </w:r>
+            <w:r>
+              <w:t xml:space="preserve">notice</w:t>
+            </w:r>
+            <w:r>
+              <w:t xml:space="preserve"> </w:t>
+            </w:r>
+            <w:r>
+              <w:t xml:space="preserve">or</w:t>
+            </w:r>
+            <w:r>
+              <w:t xml:space="preserve"> </w:t>
+            </w:r>
+            <w:r>
+              <w:t xml:space="preserve">hearing.</w:t>
             </w:r>
           </w:p>
         </w:tc>
@@ -304,13 +1339,7 @@
     </w:tbl>
     <w:p>
       <w:pPr>
-        <w:pStyle w:val="Single"/>
-        <w:spacing w:before="0" w:after="0" w:line="288" w:lineRule="exact"/>
-      </w:pPr>
-    </w:p>
-    <w:p>
-      <w:pPr>
-        <w:pStyle w:val="FirstParagraph"/>
+        <w:pStyle w:val="BodyTextSpaced"/>
       </w:pPr>
       <w:r>
         <w:t xml:space="preserve">Defendant Example Transferee, LLC (</w:t>
@@ -337,66 +1366,129 @@
         <w:t xml:space="preserve">“Trustee”</w:t>
       </w:r>
       <w:r>
-        <w:t xml:space="preserve">), under Federal Rule of Civil Procedure 12(b)(6), made applicable by Federal Rule of Bankruptcy Procedure 7012(b). The grounds are stated below, and the relief requested is an order dismissing Counts I and II as against Transferee. This motion is supported by the following memorandum of law.</w:t>
+        <w:t xml:space="preserve">), under Federal Rule of Civil Procedure 12(b)⁠(6), made applicable by Federal Rule of Bankruptcy Procedure 7012(b). The grounds are stated below, and the relief requested is an order dismissing Counts I and II as against Transferee. This motion is supported by the following memorandum of law.</w:t>
       </w:r>
     </w:p>
     <w:p>
       <w:pPr>
         <w:pStyle w:val="Heading1"/>
-      </w:pPr>
-      <w:bookmarkStart w:id="9" w:name="_3b7acc7417de7dc1eaf402360a8ce6a3b9522a0"/>
-      <w:r>
-        <w:t xml:space="preserve">RELIEF REQUESTED</w:t>
-      </w:r>
-      <w:bookmarkEnd w:id="9"/>
-    </w:p>
-    <w:p>
-      <w:pPr>
-        <w:pStyle w:val="FirstParagraph"/>
-      </w:pPr>
-      <w:r>
-        <w:t xml:space="preserve">Transferee asks the Court to dismiss Count I (avoidance under 11 U.S.C. § 548) and Count II (avoidance under 11 U.S.C. §§ 544(b) and 550) for failure to state a claim. Count III is not addressed by this motion and is reserved.</w:t>
+        <w:keepNext/>
+        <w:keepLines/>
+        <w:spacing w:before="276" w:after="138" w:line="276" w:lineRule="exact"/>
+        <w:ind w:left="0" w:firstLine="0"/>
+        <w:jc w:val="center"/>
+      </w:pPr>
+      <w:r>
+        <w:rPr>
+          <w:b/>
+          <w:bCs/>
+        </w:rPr>
+        <w:t xml:space="preserve">RELIEF</w:t>
+      </w:r>
+      <w:r>
+        <w:rPr>
+          <w:b/>
+          <w:bCs/>
+        </w:rPr>
+        <w:t xml:space="preserve"> </w:t>
+      </w:r>
+      <w:r>
+        <w:rPr>
+          <w:b/>
+          <w:bCs/>
+        </w:rPr>
+        <w:t xml:space="preserve">REQUESTED</w:t>
+      </w:r>
+    </w:p>
+    <w:p>
+      <w:pPr>
+        <w:pStyle w:val="BodyText"/>
+      </w:pPr>
+      <w:r>
+        <w:t xml:space="preserve">Transferee asks the Court to dismiss Count I (avoidance under 11 U.S.C. § 548) and Count II (avoidance under 11 U.S.C. §§ 544(b) and 550) for failure to state a claim. Count III is not addressed by this motion and is reserved.</w:t>
       </w:r>
     </w:p>
     <w:p>
       <w:pPr>
         <w:pStyle w:val="Heading1"/>
-      </w:pPr>
-      <w:bookmarkStart w:id="10" w:name="_background"/>
-      <w:r>
+        <w:keepNext/>
+        <w:keepLines/>
+        <w:spacing w:before="276" w:after="138" w:line="276" w:lineRule="exact"/>
+        <w:ind w:left="0" w:firstLine="0"/>
+        <w:jc w:val="center"/>
+      </w:pPr>
+      <w:r>
+        <w:rPr>
+          <w:b/>
+          <w:bCs/>
+        </w:rPr>
         <w:t xml:space="preserve">BACKGROUND</w:t>
       </w:r>
-      <w:bookmarkEnd w:id="10"/>
-    </w:p>
-    <w:p>
-      <w:pPr>
-        <w:pStyle w:val="FirstParagraph"/>
-      </w:pPr>
-      <w:r>
-        <w:t xml:space="preserve">The Complaint alleges that the Debtor transferred equipment, cash and receivables to Transferee in January and February 2026, for less than reasonably equivalent value, while insolvent. Compl. ¶¶ 13–21. It pleads two avoidance theories: actual intent under § 548(a)(1)(A) (Count I), and constructive fraud under § 548(a)(1)(B) (Count I), together with avoidance under § 544(b) by reference to unnamed unsecured creditors and unnamed state law (Count II). Compl. ¶¶ 25–31.</w:t>
-      </w:r>
     </w:p>
     <w:p>
       <w:pPr>
         <w:pStyle w:val="BodyText"/>
       </w:pPr>
       <w:r>
-        <w:t xml:space="preserve">The Complaint does not allege the identity of any creditor who could have avoided the Transfers under state law on the petition date, and it does not identify the state-law provision on which Count II rests. The allegations that the Debtor was insolvent when it made each transfer are stated as conclusions. Compl. ¶¶ 19–20.</w:t>
+        <w:t xml:space="preserve">The Complaint alleges that the Debtor transferred equipment, cash and receivables to Transferee in January and February 2026, for less than reasonably equivalent value, while insolvent. Compl. ¶¶ 13–21. It pleads two avoidance theories: actual intent under § 548(a)⁠(1)⁠(A) (Count I), and constructive fraud under § 548(a)⁠(1)⁠(B) (Count I), together with avoidance under § 544(b) by reference to unnamed unsecured creditors and unnamed state law (Count II). Compl. ¶¶ 25–31.</w:t>
+      </w:r>
+    </w:p>
+    <w:p>
+      <w:pPr>
+        <w:pStyle w:val="BodyText"/>
+      </w:pPr>
+      <w:r>
+        <w:t xml:space="preserve">The Complaint does not allege the identity of any creditor who could have avoided the Transfers under state law on the petition date, and it does not identify the state-law provision on which Count II rests. The allegations that the Debtor was insolvent when it made each transfer are stated as conclusions. Compl. ¶¶ 19–20.</w:t>
       </w:r>
     </w:p>
     <w:p>
       <w:pPr>
         <w:pStyle w:val="Heading1"/>
-      </w:pPr>
-      <w:bookmarkStart w:id="11" w:name="_9339ea4a612847623b5ac5d9b950ce636f60fb0"/>
-      <w:r>
-        <w:t xml:space="preserve">STANDARD OF REVIEW</w:t>
-      </w:r>
-      <w:bookmarkEnd w:id="11"/>
-    </w:p>
-    <w:p>
-      <w:pPr>
-        <w:pStyle w:val="FirstParagraph"/>
+        <w:keepNext/>
+        <w:keepLines/>
+        <w:spacing w:before="276" w:after="138" w:line="276" w:lineRule="exact"/>
+        <w:ind w:left="0" w:firstLine="0"/>
+        <w:jc w:val="center"/>
+      </w:pPr>
+      <w:r>
+        <w:rPr>
+          <w:b/>
+          <w:bCs/>
+        </w:rPr>
+        <w:t xml:space="preserve">STANDARD</w:t>
+      </w:r>
+      <w:r>
+        <w:rPr>
+          <w:b/>
+          <w:bCs/>
+        </w:rPr>
+        <w:t xml:space="preserve"> </w:t>
+      </w:r>
+      <w:r>
+        <w:rPr>
+          <w:b/>
+          <w:bCs/>
+        </w:rPr>
+        <w:t xml:space="preserve">OF</w:t>
+      </w:r>
+      <w:r>
+        <w:rPr>
+          <w:b/>
+          <w:bCs/>
+        </w:rPr>
+        <w:t xml:space="preserve"> </w:t>
+      </w:r>
+      <w:r>
+        <w:rPr>
+          <w:b/>
+          <w:bCs/>
+        </w:rPr>
+        <w:t xml:space="preserve">REVIEW</w:t>
+      </w:r>
+    </w:p>
+    <w:p>
+      <w:pPr>
+        <w:pStyle w:val="BodyText"/>
       </w:pPr>
       <w:r>
         <w:t xml:space="preserve">A complaint must contain</w:t>
@@ -428,10 +1520,10 @@
           <w:i/>
           <w:iCs/>
         </w:rPr>
-        <w:t xml:space="preserve">Bell Atlantic Corp. v. Twombly</w:t>
-      </w:r>
-      <w:r>
-        <w:t xml:space="preserve">, 550 U.S. 544, 555 (2007). A court considering a motion under Rule 12(b)(6) accepts well-pleaded facts as true, but not conclusions.</w:t>
+        <w:t xml:space="preserve">Bell Atlantic Corp. v. Twombly</w:t>
+      </w:r>
+      <w:r>
+        <w:t xml:space="preserve">, 550 U.S. 544, 555 (2007). A court considering a motion under Rule 12(b)⁠(6) accepts well-pleaded facts as true, but not conclusions.</w:t>
       </w:r>
       <w:r>
         <w:t xml:space="preserve"> </w:t>
@@ -450,62 +1542,412 @@
     <w:p>
       <w:pPr>
         <w:pStyle w:val="Heading1"/>
-      </w:pPr>
-      <w:bookmarkStart w:id="12" w:name="_argument"/>
-      <w:r>
+        <w:keepNext/>
+        <w:keepLines/>
+        <w:spacing w:before="276" w:after="138" w:line="276" w:lineRule="exact"/>
+        <w:ind w:left="0" w:firstLine="0"/>
+        <w:jc w:val="center"/>
+      </w:pPr>
+      <w:r>
+        <w:rPr>
+          <w:b/>
+          <w:bCs/>
+        </w:rPr>
         <w:t xml:space="preserve">ARGUMENT</w:t>
       </w:r>
-      <w:bookmarkEnd w:id="12"/>
     </w:p>
     <w:p>
       <w:pPr>
         <w:pStyle w:val="Heading2"/>
-      </w:pPr>
-      <w:bookmarkStart w:id="13" w:name="_49ac27f35159725c0bb2547015e350fc47b7776"/>
-      <w:r>
-        <w:t xml:space="preserve">Count I does not plead facts supporting actual intent</w:t>
-      </w:r>
-      <w:bookmarkEnd w:id="13"/>
-    </w:p>
-    <w:p>
-      <w:pPr>
-        <w:pStyle w:val="FirstParagraph"/>
-      </w:pPr>
-      <w:r>
-        <w:t xml:space="preserve">The Complaint pleads actual intent only in the words of the statute. Compl. ¶ 25. It does not plead any badge of fraud beyond the timing of the transfers and their recipient’s insider status. The Complaint’s own allegations, read as a whole, describe a debtor that was paying an insider’s claim, which is not by itself evidence of intent to hinder, delay or defraud creditors. The Trustee must plead facts that make intent plausible, and the Complaint does not do so.</w:t>
+        <w:keepNext/>
+        <w:keepLines/>
+        <w:spacing w:before="276" w:after="138" w:line="276" w:lineRule="exact"/>
+        <w:ind w:left="0" w:firstLine="0"/>
+        <w:jc w:val="center"/>
+      </w:pPr>
+      <w:r>
+        <w:rPr>
+          <w:b/>
+          <w:bCs/>
+        </w:rPr>
+        <w:t xml:space="preserve">Count</w:t>
+      </w:r>
+      <w:r>
+        <w:rPr>
+          <w:b/>
+          <w:bCs/>
+        </w:rPr>
+        <w:t xml:space="preserve"> </w:t>
+      </w:r>
+      <w:r>
+        <w:rPr>
+          <w:b/>
+          <w:bCs/>
+        </w:rPr>
+        <w:t xml:space="preserve">I</w:t>
+      </w:r>
+      <w:r>
+        <w:rPr>
+          <w:b/>
+          <w:bCs/>
+        </w:rPr>
+        <w:t xml:space="preserve"> </w:t>
+      </w:r>
+      <w:r>
+        <w:rPr>
+          <w:b/>
+          <w:bCs/>
+        </w:rPr>
+        <w:t xml:space="preserve">does</w:t>
+      </w:r>
+      <w:r>
+        <w:rPr>
+          <w:b/>
+          <w:bCs/>
+        </w:rPr>
+        <w:t xml:space="preserve"> </w:t>
+      </w:r>
+      <w:r>
+        <w:rPr>
+          <w:b/>
+          <w:bCs/>
+        </w:rPr>
+        <w:t xml:space="preserve">not</w:t>
+      </w:r>
+      <w:r>
+        <w:rPr>
+          <w:b/>
+          <w:bCs/>
+        </w:rPr>
+        <w:t xml:space="preserve"> </w:t>
+      </w:r>
+      <w:r>
+        <w:rPr>
+          <w:b/>
+          <w:bCs/>
+        </w:rPr>
+        <w:t xml:space="preserve">plead</w:t>
+      </w:r>
+      <w:r>
+        <w:rPr>
+          <w:b/>
+          <w:bCs/>
+        </w:rPr>
+        <w:t xml:space="preserve"> </w:t>
+      </w:r>
+      <w:r>
+        <w:rPr>
+          <w:b/>
+          <w:bCs/>
+        </w:rPr>
+        <w:t xml:space="preserve">facts</w:t>
+      </w:r>
+      <w:r>
+        <w:rPr>
+          <w:b/>
+          <w:bCs/>
+        </w:rPr>
+        <w:t xml:space="preserve"> </w:t>
+      </w:r>
+      <w:r>
+        <w:rPr>
+          <w:b/>
+          <w:bCs/>
+        </w:rPr>
+        <w:t xml:space="preserve">supporting</w:t>
+      </w:r>
+      <w:r>
+        <w:rPr>
+          <w:b/>
+          <w:bCs/>
+        </w:rPr>
+        <w:t xml:space="preserve"> </w:t>
+      </w:r>
+      <w:r>
+        <w:rPr>
+          <w:b/>
+          <w:bCs/>
+        </w:rPr>
+        <w:t xml:space="preserve">actual</w:t>
+      </w:r>
+      <w:r>
+        <w:rPr>
+          <w:b/>
+          <w:bCs/>
+        </w:rPr>
+        <w:t xml:space="preserve"> </w:t>
+      </w:r>
+      <w:r>
+        <w:rPr>
+          <w:b/>
+          <w:bCs/>
+        </w:rPr>
+        <w:t xml:space="preserve">intent</w:t>
+      </w:r>
+    </w:p>
+    <w:p>
+      <w:pPr>
+        <w:pStyle w:val="BodyText"/>
+      </w:pPr>
+      <w:r>
+        <w:t xml:space="preserve">The Complaint pleads actual intent only in the words of the statute. Compl. ¶ 25. It does not plead any badge of fraud beyond the timing of the transfers and their recipient’s insider status. The Complaint’s own allegations, read as a whole, describe a debtor that was paying an insider’s claim, which is not by itself evidence of intent to hinder, delay or defraud creditors. The Trustee must plead facts that make intent plausible, and the Complaint does not do so.</w:t>
       </w:r>
     </w:p>
     <w:p>
       <w:pPr>
         <w:pStyle w:val="Heading2"/>
-      </w:pPr>
-      <w:bookmarkStart w:id="14" w:name="_ab7a91d77ec6278e82807e57cbf525b5df3bb22"/>
-      <w:r>
-        <w:t xml:space="preserve">Count I does not plead constructive fraud with specificity</w:t>
-      </w:r>
-      <w:bookmarkEnd w:id="14"/>
-    </w:p>
-    <w:p>
-      <w:pPr>
-        <w:pStyle w:val="FirstParagraph"/>
-      </w:pPr>
-      <w:r>
-        <w:t xml:space="preserve">Section 548(a)(1)(B) requires that the Debtor received less than reasonably equivalent value and was insolvent when it made the transfer, or became insolvent as a result of it. The Complaint pleads both elements in conclusory terms. Compl. ¶¶ 18–19, 26. The only fact offered on value is an appraisal figure for the equipment, Compl. ¶ 17, which does not address the cash transfer or the receivables transfer at all, and which the Complaint does not connect to the insolvency allegations.</w:t>
+        <w:keepNext/>
+        <w:keepLines/>
+        <w:spacing w:before="276" w:after="138" w:line="276" w:lineRule="exact"/>
+        <w:ind w:left="0" w:firstLine="0"/>
+        <w:jc w:val="center"/>
+      </w:pPr>
+      <w:r>
+        <w:rPr>
+          <w:b/>
+          <w:bCs/>
+        </w:rPr>
+        <w:t xml:space="preserve">Count</w:t>
+      </w:r>
+      <w:r>
+        <w:rPr>
+          <w:b/>
+          <w:bCs/>
+        </w:rPr>
+        <w:t xml:space="preserve"> </w:t>
+      </w:r>
+      <w:r>
+        <w:rPr>
+          <w:b/>
+          <w:bCs/>
+        </w:rPr>
+        <w:t xml:space="preserve">I</w:t>
+      </w:r>
+      <w:r>
+        <w:rPr>
+          <w:b/>
+          <w:bCs/>
+        </w:rPr>
+        <w:t xml:space="preserve"> </w:t>
+      </w:r>
+      <w:r>
+        <w:rPr>
+          <w:b/>
+          <w:bCs/>
+        </w:rPr>
+        <w:t xml:space="preserve">does</w:t>
+      </w:r>
+      <w:r>
+        <w:rPr>
+          <w:b/>
+          <w:bCs/>
+        </w:rPr>
+        <w:t xml:space="preserve"> </w:t>
+      </w:r>
+      <w:r>
+        <w:rPr>
+          <w:b/>
+          <w:bCs/>
+        </w:rPr>
+        <w:t xml:space="preserve">not</w:t>
+      </w:r>
+      <w:r>
+        <w:rPr>
+          <w:b/>
+          <w:bCs/>
+        </w:rPr>
+        <w:t xml:space="preserve"> </w:t>
+      </w:r>
+      <w:r>
+        <w:rPr>
+          <w:b/>
+          <w:bCs/>
+        </w:rPr>
+        <w:t xml:space="preserve">plead</w:t>
+      </w:r>
+      <w:r>
+        <w:rPr>
+          <w:b/>
+          <w:bCs/>
+        </w:rPr>
+        <w:t xml:space="preserve"> </w:t>
+      </w:r>
+      <w:r>
+        <w:rPr>
+          <w:b/>
+          <w:bCs/>
+        </w:rPr>
+        <w:t xml:space="preserve">constructive</w:t>
+      </w:r>
+      <w:r>
+        <w:rPr>
+          <w:b/>
+          <w:bCs/>
+        </w:rPr>
+        <w:t xml:space="preserve"> </w:t>
+      </w:r>
+      <w:r>
+        <w:rPr>
+          <w:b/>
+          <w:bCs/>
+        </w:rPr>
+        <w:t xml:space="preserve">fraud</w:t>
+      </w:r>
+      <w:r>
+        <w:rPr>
+          <w:b/>
+          <w:bCs/>
+        </w:rPr>
+        <w:t xml:space="preserve"> </w:t>
+      </w:r>
+      <w:r>
+        <w:rPr>
+          <w:b/>
+          <w:bCs/>
+        </w:rPr>
+        <w:t xml:space="preserve">with</w:t>
+      </w:r>
+      <w:r>
+        <w:rPr>
+          <w:b/>
+          <w:bCs/>
+        </w:rPr>
+        <w:t xml:space="preserve"> </w:t>
+      </w:r>
+      <w:r>
+        <w:rPr>
+          <w:b/>
+          <w:bCs/>
+        </w:rPr>
+        <w:t xml:space="preserve">specificity</w:t>
+      </w:r>
+    </w:p>
+    <w:p>
+      <w:pPr>
+        <w:pStyle w:val="BodyText"/>
+      </w:pPr>
+      <w:r>
+        <w:t xml:space="preserve">Section 548(a)⁠(1)⁠(B) requires that the Debtor received less than reasonably equivalent value and was insolvent when it made the transfer, or became insolvent as a result of it. The Complaint pleads both elements in conclusory terms. Compl. ¶¶ 18–19, 26. The only fact offered on value is an appraisal figure for the equipment, Compl. ¶ 17, which does not address the cash transfer or the receivables transfer at all, and which the Complaint does not connect to the insolvency allegations.</w:t>
       </w:r>
     </w:p>
     <w:p>
       <w:pPr>
         <w:pStyle w:val="Heading2"/>
-      </w:pPr>
-      <w:bookmarkStart w:id="15" w:name="_e5dde96341b924e73e2d4ae45fa8ea07e631093"/>
-      <w:r>
-        <w:t xml:space="preserve">Count II does not identify an avoiding creditor</w:t>
-      </w:r>
-      <w:bookmarkEnd w:id="15"/>
-    </w:p>
-    <w:p>
-      <w:pPr>
-        <w:pStyle w:val="FirstParagraph"/>
+        <w:keepNext/>
+        <w:keepLines/>
+        <w:spacing w:before="276" w:after="138" w:line="276" w:lineRule="exact"/>
+        <w:ind w:left="0" w:firstLine="0"/>
+        <w:jc w:val="center"/>
+      </w:pPr>
+      <w:r>
+        <w:rPr>
+          <w:b/>
+          <w:bCs/>
+        </w:rPr>
+        <w:t xml:space="preserve">Count</w:t>
+      </w:r>
+      <w:r>
+        <w:rPr>
+          <w:b/>
+          <w:bCs/>
+        </w:rPr>
+        <w:t xml:space="preserve"> </w:t>
+      </w:r>
+      <w:r>
+        <w:rPr>
+          <w:b/>
+          <w:bCs/>
+        </w:rPr>
+        <w:t xml:space="preserve">II</w:t>
+      </w:r>
+      <w:r>
+        <w:rPr>
+          <w:b/>
+          <w:bCs/>
+        </w:rPr>
+        <w:t xml:space="preserve"> </w:t>
+      </w:r>
+      <w:r>
+        <w:rPr>
+          <w:b/>
+          <w:bCs/>
+        </w:rPr>
+        <w:t xml:space="preserve">does</w:t>
+      </w:r>
+      <w:r>
+        <w:rPr>
+          <w:b/>
+          <w:bCs/>
+        </w:rPr>
+        <w:t xml:space="preserve"> </w:t>
+      </w:r>
+      <w:r>
+        <w:rPr>
+          <w:b/>
+          <w:bCs/>
+        </w:rPr>
+        <w:t xml:space="preserve">not</w:t>
+      </w:r>
+      <w:r>
+        <w:rPr>
+          <w:b/>
+          <w:bCs/>
+        </w:rPr>
+        <w:t xml:space="preserve"> </w:t>
+      </w:r>
+      <w:r>
+        <w:rPr>
+          <w:b/>
+          <w:bCs/>
+        </w:rPr>
+        <w:t xml:space="preserve">identify</w:t>
+      </w:r>
+      <w:r>
+        <w:rPr>
+          <w:b/>
+          <w:bCs/>
+        </w:rPr>
+        <w:t xml:space="preserve"> </w:t>
+      </w:r>
+      <w:r>
+        <w:rPr>
+          <w:b/>
+          <w:bCs/>
+        </w:rPr>
+        <w:t xml:space="preserve">an</w:t>
+      </w:r>
+      <w:r>
+        <w:rPr>
+          <w:b/>
+          <w:bCs/>
+        </w:rPr>
+        <w:t xml:space="preserve"> </w:t>
+      </w:r>
+      <w:r>
+        <w:rPr>
+          <w:b/>
+          <w:bCs/>
+        </w:rPr>
+        <w:t xml:space="preserve">avoiding</w:t>
+      </w:r>
+      <w:r>
+        <w:rPr>
+          <w:b/>
+          <w:bCs/>
+        </w:rPr>
+        <w:t xml:space="preserve"> </w:t>
+      </w:r>
+      <w:r>
+        <w:rPr>
+          <w:b/>
+          <w:bCs/>
+        </w:rPr>
+        <w:t xml:space="preserve">creditor</w:t>
+      </w:r>
+    </w:p>
+    <w:p>
+      <w:pPr>
+        <w:pStyle w:val="BodyText"/>
       </w:pPr>
       <w:r>
         <w:t xml:space="preserve">Section 544(b) allows the trustee to avoid a transfer only where an actual unsecured creditor holding an allowable claim could avoid it under applicable non-bankruptcy law.</w:t>
@@ -524,7 +1966,7 @@
         <w:t xml:space="preserve"> </w:t>
       </w:r>
       <w:r>
-        <w:t xml:space="preserve">11 U.S.C. § 544(b)(1). The Complaint does not name such a creditor, does not identify a claim that existed on the petition date, and does not identify the state-law provision on which avoidance rests. Paragraph 30 recites that</w:t>
+        <w:t xml:space="preserve">11 U.S.C. § 544(b)⁠(1). The Complaint does not name such a creditor, does not identify a claim that existed on the petition date, and does not identify the state-law provision on which avoidance rests. Paragraph 30 recites that</w:t>
       </w:r>
       <w:r>
         <w:t xml:space="preserve"> </w:t>
@@ -571,16 +2013,163 @@
     <w:p>
       <w:pPr>
         <w:pStyle w:val="Heading2"/>
-      </w:pPr>
-      <w:bookmarkStart w:id="16" w:name="_08adcd943dbea88f41abd81727e2bc1bfd73607"/>
-      <w:r>
-        <w:t xml:space="preserve">Dismissal should be with prejudice only as to the defective theories</w:t>
-      </w:r>
-      <w:bookmarkEnd w:id="16"/>
-    </w:p>
-    <w:p>
-      <w:pPr>
-        <w:pStyle w:val="FirstParagraph"/>
+        <w:keepNext/>
+        <w:keepLines/>
+        <w:spacing w:before="276" w:after="138" w:line="276" w:lineRule="exact"/>
+        <w:ind w:left="0" w:firstLine="0"/>
+        <w:jc w:val="center"/>
+      </w:pPr>
+      <w:r>
+        <w:rPr>
+          <w:b/>
+          <w:bCs/>
+        </w:rPr>
+        <w:t xml:space="preserve">Dismissal</w:t>
+      </w:r>
+      <w:r>
+        <w:rPr>
+          <w:b/>
+          <w:bCs/>
+        </w:rPr>
+        <w:t xml:space="preserve"> </w:t>
+      </w:r>
+      <w:r>
+        <w:rPr>
+          <w:b/>
+          <w:bCs/>
+        </w:rPr>
+        <w:t xml:space="preserve">should</w:t>
+      </w:r>
+      <w:r>
+        <w:rPr>
+          <w:b/>
+          <w:bCs/>
+        </w:rPr>
+        <w:t xml:space="preserve"> </w:t>
+      </w:r>
+      <w:r>
+        <w:rPr>
+          <w:b/>
+          <w:bCs/>
+        </w:rPr>
+        <w:t xml:space="preserve">be</w:t>
+      </w:r>
+      <w:r>
+        <w:rPr>
+          <w:b/>
+          <w:bCs/>
+        </w:rPr>
+        <w:t xml:space="preserve"> </w:t>
+      </w:r>
+      <w:r>
+        <w:rPr>
+          <w:b/>
+          <w:bCs/>
+        </w:rPr>
+        <w:t xml:space="preserve">with</w:t>
+      </w:r>
+      <w:r>
+        <w:rPr>
+          <w:b/>
+          <w:bCs/>
+        </w:rPr>
+        <w:t xml:space="preserve"> </w:t>
+      </w:r>
+      <w:r>
+        <w:rPr>
+          <w:b/>
+          <w:bCs/>
+        </w:rPr>
+        <w:t xml:space="preserve">prejudice</w:t>
+      </w:r>
+      <w:r>
+        <w:rPr>
+          <w:b/>
+          <w:bCs/>
+        </w:rPr>
+        <w:t xml:space="preserve"> </w:t>
+      </w:r>
+      <w:r>
+        <w:rPr>
+          <w:b/>
+          <w:bCs/>
+        </w:rPr>
+        <w:t xml:space="preserve">only</w:t>
+      </w:r>
+      <w:r>
+        <w:rPr>
+          <w:b/>
+          <w:bCs/>
+        </w:rPr>
+        <w:t xml:space="preserve"> </w:t>
+      </w:r>
+      <w:r>
+        <w:rPr>
+          <w:b/>
+          <w:bCs/>
+        </w:rPr>
+        <w:t xml:space="preserve">as</w:t>
+      </w:r>
+      <w:r>
+        <w:rPr>
+          <w:b/>
+          <w:bCs/>
+        </w:rPr>
+        <w:t xml:space="preserve"> </w:t>
+      </w:r>
+      <w:r>
+        <w:rPr>
+          <w:b/>
+          <w:bCs/>
+        </w:rPr>
+        <w:t xml:space="preserve">to</w:t>
+      </w:r>
+      <w:r>
+        <w:rPr>
+          <w:b/>
+          <w:bCs/>
+        </w:rPr>
+        <w:t xml:space="preserve"> </w:t>
+      </w:r>
+      <w:r>
+        <w:rPr>
+          <w:b/>
+          <w:bCs/>
+        </w:rPr>
+        <w:t xml:space="preserve">the</w:t>
+      </w:r>
+      <w:r>
+        <w:rPr>
+          <w:b/>
+          <w:bCs/>
+        </w:rPr>
+        <w:t xml:space="preserve"> </w:t>
+      </w:r>
+      <w:r>
+        <w:rPr>
+          <w:b/>
+          <w:bCs/>
+        </w:rPr>
+        <w:t xml:space="preserve">defective</w:t>
+      </w:r>
+      <w:r>
+        <w:rPr>
+          <w:b/>
+          <w:bCs/>
+        </w:rPr>
+        <w:t xml:space="preserve"> </w:t>
+      </w:r>
+      <w:r>
+        <w:rPr>
+          <w:b/>
+          <w:bCs/>
+        </w:rPr>
+        <w:t xml:space="preserve">theories</w:t>
+      </w:r>
+    </w:p>
+    <w:p>
+      <w:pPr>
+        <w:pStyle w:val="BodyText"/>
       </w:pPr>
       <w:r>
         <w:t xml:space="preserve">The Court should dismiss Counts I and II. Transferee does not ask the Court to decide the merits of the Trustee’s theories. The defects identified above concern what the Complaint pleads, and the Trustee may seek leave to amend under Rule 15, made applicable by Rule 7015, if the defects can be cured.</w:t>
@@ -589,16 +2178,23 @@
     <w:p>
       <w:pPr>
         <w:pStyle w:val="Heading1"/>
-      </w:pPr>
-      <w:bookmarkStart w:id="17" w:name="_conclusion"/>
-      <w:r>
+        <w:keepNext/>
+        <w:keepLines/>
+        <w:spacing w:before="276" w:after="138" w:line="276" w:lineRule="exact"/>
+        <w:ind w:left="0" w:firstLine="0"/>
+        <w:jc w:val="center"/>
+      </w:pPr>
+      <w:r>
+        <w:rPr>
+          <w:b/>
+          <w:bCs/>
+        </w:rPr>
         <w:t xml:space="preserve">CONCLUSION</w:t>
       </w:r>
-      <w:bookmarkEnd w:id="17"/>
-    </w:p>
-    <w:p>
-      <w:pPr>
-        <w:pStyle w:val="FirstParagraph"/>
+    </w:p>
+    <w:p>
+      <w:pPr>
+        <w:pStyle w:val="BodyText"/>
       </w:pPr>
       <w:r>
         <w:t xml:space="preserve">For these reasons, Transferee respectfully requests that the Court enter an order dismissing Counts I and II of the Complaint as against Transferee, and granting such other relief as the Court deems just.</w:t>
@@ -606,19 +2202,38 @@
     </w:p>
     <w:p>
       <w:pPr>
-        <w:pStyle w:val="Single"/>
         <w:keepNext/>
-        <w:spacing w:before="288" w:after="192"/>
-      </w:pPr>
-      <w:r>
-        <w:t xml:space="preserve">Dated: October 14, 2026</w:t>
-      </w:r>
-    </w:p>
-    <w:p>
-      <w:pPr>
-        <w:pStyle w:val="SigSingle"/>
+        <w:keepLines/>
+        <w:spacing w:before="276" w:after="276" w:line="276" w:lineRule="exact"/>
+        <w:ind w:left="0" w:firstLine="0"/>
+        <w:jc w:val="left"/>
+      </w:pPr>
+      <w:r>
+        <w:t xml:space="preserve">Dated: </w:t>
+      </w:r>
+      <w:r>
+        <w:t xml:space="preserve">October</w:t>
+      </w:r>
+      <w:r>
+        <w:t xml:space="preserve"> </w:t>
+      </w:r>
+      <w:r>
+        <w:t xml:space="preserve">14,</w:t>
+      </w:r>
+      <w:r>
+        <w:t xml:space="preserve"> </w:t>
+      </w:r>
+      <w:r>
+        <w:t xml:space="preserve">2026</w:t>
+      </w:r>
+    </w:p>
+    <w:p>
+      <w:pPr>
         <w:keepNext/>
-        <w:spacing w:after="192"/>
+        <w:keepLines/>
+        <w:spacing w:before="276" w:after="276" w:line="276" w:lineRule="exact"/>
+        <w:ind w:left="4608" w:firstLine="0"/>
+        <w:jc w:val="left"/>
       </w:pPr>
       <w:r>
         <w:t xml:space="preserve">Respectfully submitted,</w:t>
@@ -626,39 +2241,125 @@
     </w:p>
     <w:p>
       <w:pPr>
-        <w:pStyle w:val="SigSingle"/>
         <w:keepNext/>
-      </w:pPr>
-      <w:r>
-        <w:rPr>
-          <w:b/>
-          <w:bCs/>
-        </w:rPr>
-        <w:t xml:space="preserve">s/ Sample Defense Counsel</w:t>
-      </w:r>
-    </w:p>
-    <w:p>
-      <w:pPr>
-        <w:pStyle w:val="SigSingle"/>
+        <w:keepLines/>
+        <w:spacing w:before="0" w:after="0" w:line="276" w:lineRule="exact"/>
+        <w:ind w:left="4608" w:firstLine="0"/>
+        <w:jc w:val="left"/>
+      </w:pPr>
+      <w:r>
+        <w:rPr>
+          <w:b/>
+          <w:bCs/>
+        </w:rPr>
+        <w:t xml:space="preserve">s/ </w:t>
+      </w:r>
+      <w:r>
+        <w:rPr>
+          <w:b/>
+          <w:bCs/>
+        </w:rPr>
+        <w:t xml:space="preserve">Sample</w:t>
+      </w:r>
+      <w:r>
+        <w:rPr>
+          <w:b/>
+          <w:bCs/>
+        </w:rPr>
+        <w:t xml:space="preserve"> </w:t>
+      </w:r>
+      <w:r>
+        <w:rPr>
+          <w:b/>
+          <w:bCs/>
+        </w:rPr>
+        <w:t xml:space="preserve">Defense</w:t>
+      </w:r>
+      <w:r>
+        <w:rPr>
+          <w:b/>
+          <w:bCs/>
+        </w:rPr>
+        <w:t xml:space="preserve"> </w:t>
+      </w:r>
+      <w:r>
+        <w:rPr>
+          <w:b/>
+          <w:bCs/>
+        </w:rPr>
+        <w:t xml:space="preserve">Counsel</w:t>
+      </w:r>
+    </w:p>
+    <w:p>
+      <w:pPr>
         <w:keepNext/>
-      </w:pPr>
-      <w:r>
-        <w:t xml:space="preserve">Counsel for Defendant Example Transferee, LLC</w:t>
-      </w:r>
-    </w:p>
-    <w:p>
-      <w:pPr>
-        <w:pStyle w:val="SigSingle"/>
-      </w:pPr>
-      <w:r>
-        <w:t xml:space="preserve">WVSB No. 00001</w:t>
-      </w:r>
-    </w:p>
-    <w:p>
-      <w:pPr>
-        <w:pStyle w:val="CenteredBody"/>
+        <w:keepLines/>
+        <w:spacing w:before="0" w:after="0" w:line="276" w:lineRule="exact"/>
+        <w:ind w:left="4608" w:firstLine="0"/>
+        <w:jc w:val="left"/>
+      </w:pPr>
+      <w:r>
+        <w:t xml:space="preserve">Counsel</w:t>
+      </w:r>
+      <w:r>
+        <w:t xml:space="preserve"> </w:t>
+      </w:r>
+      <w:r>
+        <w:t xml:space="preserve">for</w:t>
+      </w:r>
+      <w:r>
+        <w:t xml:space="preserve"> </w:t>
+      </w:r>
+      <w:r>
+        <w:t xml:space="preserve">Defendant</w:t>
+      </w:r>
+      <w:r>
+        <w:t xml:space="preserve"> </w:t>
+      </w:r>
+      <w:r>
+        <w:t xml:space="preserve">Example</w:t>
+      </w:r>
+      <w:r>
+        <w:t xml:space="preserve"> </w:t>
+      </w:r>
+      <w:r>
+        <w:t xml:space="preserve">Transferee,</w:t>
+      </w:r>
+      <w:r>
+        <w:t xml:space="preserve"> </w:t>
+      </w:r>
+      <w:r>
+        <w:t xml:space="preserve">LLC</w:t>
+      </w:r>
+    </w:p>
+    <w:p>
+      <w:pPr>
+        <w:spacing w:before="0" w:after="0" w:line="276" w:lineRule="exact"/>
+        <w:ind w:left="4608" w:firstLine="0"/>
+        <w:jc w:val="left"/>
+      </w:pPr>
+      <w:r>
+        <w:t xml:space="preserve">WVSB</w:t>
+      </w:r>
+      <w:r>
+        <w:t xml:space="preserve"> </w:t>
+      </w:r>
+      <w:r>
+        <w:t xml:space="preserve">No.</w:t>
+      </w:r>
+      <w:r>
+        <w:t xml:space="preserve"> </w:t>
+      </w:r>
+      <w:r>
+        <w:t xml:space="preserve">00001</w:t>
+      </w:r>
+    </w:p>
+    <w:p>
+      <w:pPr>
         <w:pageBreakBefore/>
-        <w:spacing w:after="192"/>
+        <w:spacing w:before="0" w:after="276" w:line="276" w:lineRule="exact"/>
+        <w:ind w:left="0" w:firstLine="0"/>
+        <w:jc w:val="center"/>
       </w:pPr>
       <w:r>
         <w:rPr>
@@ -670,102 +2371,607 @@
     </w:p>
     <w:p>
       <w:pPr>
-        <w:pStyle w:val="Single"/>
-        <w:spacing w:after="192"/>
-      </w:pPr>
-      <w:r>
-        <w:t xml:space="preserve">I certify that on October 14, 2026, I served through the CM/ECF system and by first-class United States mail, postage prepaid, the foregoing Motion of Defendant Example Transferee, LLC to Dismiss Adversary Complaint, with Memorandum of Law in Support and this certificate of service, which were served on the following parties:</w:t>
-      </w:r>
-    </w:p>
-    <w:p>
-      <w:pPr>
-        <w:pStyle w:val="Single"/>
+        <w:spacing w:before="0" w:after="276" w:line="276" w:lineRule="exact"/>
+        <w:ind w:left="0" w:firstLine="0"/>
+        <w:jc w:val="left"/>
+      </w:pPr>
+      <w:r>
+        <w:t xml:space="preserve">I certify that on </w:t>
+      </w:r>
+      <w:r>
+        <w:t xml:space="preserve">October</w:t>
+      </w:r>
+      <w:r>
+        <w:t xml:space="preserve"> </w:t>
+      </w:r>
+      <w:r>
+        <w:t xml:space="preserve">14,</w:t>
+      </w:r>
+      <w:r>
+        <w:t xml:space="preserve"> </w:t>
+      </w:r>
+      <w:r>
+        <w:t xml:space="preserve">2026</w:t>
+      </w:r>
+      <w:r>
+        <w:t xml:space="preserve">, I </w:t>
+      </w:r>
+      <w:r>
+        <w:t xml:space="preserve">served</w:t>
+      </w:r>
+      <w:r>
+        <w:t xml:space="preserve"> </w:t>
+      </w:r>
+      <w:r>
+        <w:t xml:space="preserve">through</w:t>
+      </w:r>
+      <w:r>
+        <w:t xml:space="preserve"> </w:t>
+      </w:r>
+      <w:r>
+        <w:t xml:space="preserve">the</w:t>
+      </w:r>
+      <w:r>
+        <w:t xml:space="preserve"> </w:t>
+      </w:r>
+      <w:r>
+        <w:t xml:space="preserve">CM/​ECF</w:t>
+      </w:r>
+      <w:r>
+        <w:t xml:space="preserve"> </w:t>
+      </w:r>
+      <w:r>
+        <w:t xml:space="preserve">system</w:t>
+      </w:r>
+      <w:r>
+        <w:t xml:space="preserve"> </w:t>
+      </w:r>
+      <w:r>
+        <w:t xml:space="preserve">and</w:t>
+      </w:r>
+      <w:r>
+        <w:t xml:space="preserve"> </w:t>
+      </w:r>
+      <w:r>
+        <w:t xml:space="preserve">by</w:t>
+      </w:r>
+      <w:r>
+        <w:t xml:space="preserve"> </w:t>
+      </w:r>
+      <w:r>
+        <w:t xml:space="preserve">first-class</w:t>
+      </w:r>
+      <w:r>
+        <w:t xml:space="preserve"> </w:t>
+      </w:r>
+      <w:r>
+        <w:t xml:space="preserve">United</w:t>
+      </w:r>
+      <w:r>
+        <w:t xml:space="preserve"> </w:t>
+      </w:r>
+      <w:r>
+        <w:t xml:space="preserve">States</w:t>
+      </w:r>
+      <w:r>
+        <w:t xml:space="preserve"> </w:t>
+      </w:r>
+      <w:r>
+        <w:t xml:space="preserve">mail,</w:t>
+      </w:r>
+      <w:r>
+        <w:t xml:space="preserve"> </w:t>
+      </w:r>
+      <w:r>
+        <w:t xml:space="preserve">postage</w:t>
+      </w:r>
+      <w:r>
+        <w:t xml:space="preserve"> </w:t>
+      </w:r>
+      <w:r>
+        <w:t xml:space="preserve">prepaid,</w:t>
+      </w:r>
+      <w:r>
+        <w:t xml:space="preserve"> the foregoing </w:t>
+      </w:r>
+      <w:r>
+        <w:t xml:space="preserve">Motion</w:t>
+      </w:r>
+      <w:r>
+        <w:t xml:space="preserve"> </w:t>
+      </w:r>
+      <w:r>
+        <w:t xml:space="preserve">of</w:t>
+      </w:r>
+      <w:r>
+        <w:t xml:space="preserve"> </w:t>
+      </w:r>
+      <w:r>
+        <w:t xml:space="preserve">Defendant</w:t>
+      </w:r>
+      <w:r>
+        <w:t xml:space="preserve"> </w:t>
+      </w:r>
+      <w:r>
+        <w:t xml:space="preserve">Example</w:t>
+      </w:r>
+      <w:r>
+        <w:t xml:space="preserve"> </w:t>
+      </w:r>
+      <w:r>
+        <w:t xml:space="preserve">Transferee,</w:t>
+      </w:r>
+      <w:r>
+        <w:t xml:space="preserve"> </w:t>
+      </w:r>
+      <w:r>
+        <w:t xml:space="preserve">LLC</w:t>
+      </w:r>
+      <w:r>
+        <w:t xml:space="preserve"> </w:t>
+      </w:r>
+      <w:r>
+        <w:t xml:space="preserve">to</w:t>
+      </w:r>
+      <w:r>
+        <w:t xml:space="preserve"> </w:t>
+      </w:r>
+      <w:r>
+        <w:t xml:space="preserve">Dismiss</w:t>
+      </w:r>
+      <w:r>
+        <w:t xml:space="preserve"> </w:t>
+      </w:r>
+      <w:r>
+        <w:t xml:space="preserve">Adversary</w:t>
+      </w:r>
+      <w:r>
+        <w:t xml:space="preserve"> </w:t>
+      </w:r>
+      <w:r>
+        <w:t xml:space="preserve">Complaint,</w:t>
+      </w:r>
+      <w:r>
+        <w:t xml:space="preserve"> </w:t>
+      </w:r>
+      <w:r>
+        <w:t xml:space="preserve">with</w:t>
+      </w:r>
+      <w:r>
+        <w:t xml:space="preserve"> </w:t>
+      </w:r>
+      <w:r>
+        <w:t xml:space="preserve">Memorandum</w:t>
+      </w:r>
+      <w:r>
+        <w:t xml:space="preserve"> </w:t>
+      </w:r>
+      <w:r>
+        <w:t xml:space="preserve">of</w:t>
+      </w:r>
+      <w:r>
+        <w:t xml:space="preserve"> </w:t>
+      </w:r>
+      <w:r>
+        <w:t xml:space="preserve">Law</w:t>
+      </w:r>
+      <w:r>
+        <w:t xml:space="preserve"> </w:t>
+      </w:r>
+      <w:r>
+        <w:t xml:space="preserve">in</w:t>
+      </w:r>
+      <w:r>
+        <w:t xml:space="preserve"> </w:t>
+      </w:r>
+      <w:r>
+        <w:t xml:space="preserve">Support</w:t>
+      </w:r>
+      <w:r>
+        <w:t xml:space="preserve"> and this certificate of service, which were served on the following parties:</w:t>
+      </w:r>
+    </w:p>
+    <w:p>
+      <w:pPr>
         <w:keepNext/>
-      </w:pPr>
-      <w:r>
-        <w:t xml:space="preserve">Sample Counsel, Esq., counsel for Plaintiff Chapter 7 Trustee</w:t>
-      </w:r>
-    </w:p>
-    <w:p>
-      <w:pPr>
-        <w:pStyle w:val="Single"/>
-        <w:spacing w:after="144"/>
-      </w:pPr>
-      <w:r>
-        <w:t xml:space="preserve">100 Example Street, Suite 200, Wheeling, West Virginia 26003</w:t>
-      </w:r>
-    </w:p>
-    <w:p>
-      <w:pPr>
-        <w:pStyle w:val="Single"/>
+        <w:keepLines/>
+        <w:spacing w:before="138" w:after="0" w:line="276" w:lineRule="exact"/>
+        <w:ind w:left="0" w:firstLine="0"/>
+        <w:jc w:val="left"/>
+      </w:pPr>
+      <w:r>
+        <w:t xml:space="preserve">Sample</w:t>
+      </w:r>
+      <w:r>
+        <w:t xml:space="preserve"> </w:t>
+      </w:r>
+      <w:r>
+        <w:t xml:space="preserve">Counsel,</w:t>
+      </w:r>
+      <w:r>
+        <w:t xml:space="preserve"> </w:t>
+      </w:r>
+      <w:r>
+        <w:t xml:space="preserve">Esq.,</w:t>
+      </w:r>
+      <w:r>
+        <w:t xml:space="preserve"> </w:t>
+      </w:r>
+      <w:r>
+        <w:t xml:space="preserve">counsel</w:t>
+      </w:r>
+      <w:r>
+        <w:t xml:space="preserve"> </w:t>
+      </w:r>
+      <w:r>
+        <w:t xml:space="preserve">for</w:t>
+      </w:r>
+      <w:r>
+        <w:t xml:space="preserve"> </w:t>
+      </w:r>
+      <w:r>
+        <w:t xml:space="preserve">Plaintiff</w:t>
+      </w:r>
+      <w:r>
+        <w:t xml:space="preserve"> </w:t>
+      </w:r>
+      <w:r>
+        <w:t xml:space="preserve">Chapter</w:t>
+      </w:r>
+      <w:r>
+        <w:t xml:space="preserve"> </w:t>
+      </w:r>
+      <w:r>
+        <w:t xml:space="preserve">7</w:t>
+      </w:r>
+      <w:r>
+        <w:t xml:space="preserve"> </w:t>
+      </w:r>
+      <w:r>
+        <w:t xml:space="preserve">Trustee</w:t>
+      </w:r>
+    </w:p>
+    <w:p>
+      <w:pPr>
+        <w:spacing w:before="0" w:after="138" w:line="276" w:lineRule="exact"/>
+        <w:ind w:left="0" w:firstLine="0"/>
+        <w:jc w:val="left"/>
+      </w:pPr>
+      <w:r>
+        <w:t xml:space="preserve">100</w:t>
+      </w:r>
+      <w:r>
+        <w:t xml:space="preserve"> </w:t>
+      </w:r>
+      <w:r>
+        <w:t xml:space="preserve">Example</w:t>
+      </w:r>
+      <w:r>
+        <w:t xml:space="preserve"> </w:t>
+      </w:r>
+      <w:r>
+        <w:t xml:space="preserve">Street,</w:t>
+      </w:r>
+      <w:r>
+        <w:t xml:space="preserve"> </w:t>
+      </w:r>
+      <w:r>
+        <w:t xml:space="preserve">Suite</w:t>
+      </w:r>
+      <w:r>
+        <w:t xml:space="preserve"> </w:t>
+      </w:r>
+      <w:r>
+        <w:t xml:space="preserve">200,</w:t>
+      </w:r>
+      <w:r>
+        <w:t xml:space="preserve"> </w:t>
+      </w:r>
+      <w:r>
+        <w:t xml:space="preserve">Wheeling,</w:t>
+      </w:r>
+      <w:r>
+        <w:t xml:space="preserve"> </w:t>
+      </w:r>
+      <w:r>
+        <w:t xml:space="preserve">West</w:t>
+      </w:r>
+      <w:r>
+        <w:t xml:space="preserve"> </w:t>
+      </w:r>
+      <w:r>
+        <w:t xml:space="preserve">Virginia</w:t>
+      </w:r>
+      <w:r>
+        <w:t xml:space="preserve"> </w:t>
+      </w:r>
+      <w:r>
+        <w:t xml:space="preserve">26003</w:t>
+      </w:r>
+    </w:p>
+    <w:p>
+      <w:pPr>
         <w:keepNext/>
-      </w:pPr>
-      <w:r>
-        <w:t xml:space="preserve">John Q. Example</w:t>
-      </w:r>
-    </w:p>
-    <w:p>
-      <w:pPr>
-        <w:pStyle w:val="Single"/>
-        <w:spacing w:after="144"/>
-      </w:pPr>
-      <w:r>
-        <w:t xml:space="preserve">1 Example Road, Wheeling, West Virginia 26003</w:t>
-      </w:r>
-    </w:p>
-    <w:p>
-      <w:pPr>
-        <w:pStyle w:val="Single"/>
+        <w:keepLines/>
+        <w:spacing w:before="138" w:after="0" w:line="276" w:lineRule="exact"/>
+        <w:ind w:left="0" w:firstLine="0"/>
+        <w:jc w:val="left"/>
+      </w:pPr>
+      <w:r>
+        <w:t xml:space="preserve">John</w:t>
+      </w:r>
+      <w:r>
+        <w:t xml:space="preserve"> </w:t>
+      </w:r>
+      <w:r>
+        <w:t xml:space="preserve">Q.</w:t>
+      </w:r>
+      <w:r>
+        <w:t xml:space="preserve"> </w:t>
+      </w:r>
+      <w:r>
+        <w:t xml:space="preserve">Example</w:t>
+      </w:r>
+    </w:p>
+    <w:p>
+      <w:pPr>
+        <w:spacing w:before="0" w:after="138" w:line="276" w:lineRule="exact"/>
+        <w:ind w:left="0" w:firstLine="0"/>
+        <w:jc w:val="left"/>
+      </w:pPr>
+      <w:r>
+        <w:t xml:space="preserve">1</w:t>
+      </w:r>
+      <w:r>
+        <w:t xml:space="preserve"> </w:t>
+      </w:r>
+      <w:r>
+        <w:t xml:space="preserve">Example</w:t>
+      </w:r>
+      <w:r>
+        <w:t xml:space="preserve"> </w:t>
+      </w:r>
+      <w:r>
+        <w:t xml:space="preserve">Road,</w:t>
+      </w:r>
+      <w:r>
+        <w:t xml:space="preserve"> </w:t>
+      </w:r>
+      <w:r>
+        <w:t xml:space="preserve">Wheeling,</w:t>
+      </w:r>
+      <w:r>
+        <w:t xml:space="preserve"> </w:t>
+      </w:r>
+      <w:r>
+        <w:t xml:space="preserve">West</w:t>
+      </w:r>
+      <w:r>
+        <w:t xml:space="preserve"> </w:t>
+      </w:r>
+      <w:r>
+        <w:t xml:space="preserve">Virginia</w:t>
+      </w:r>
+      <w:r>
+        <w:t xml:space="preserve"> </w:t>
+      </w:r>
+      <w:r>
+        <w:t xml:space="preserve">26003</w:t>
+      </w:r>
+    </w:p>
+    <w:p>
+      <w:pPr>
         <w:keepNext/>
-      </w:pPr>
-      <w:r>
-        <w:t xml:space="preserve">Office of the United States Trustee, Region 4</w:t>
-      </w:r>
-    </w:p>
-    <w:p>
-      <w:pPr>
-        <w:pStyle w:val="Single"/>
-        <w:spacing w:after="192"/>
-      </w:pPr>
-      <w:r>
-        <w:t xml:space="preserve">Sample Federal Building, Clarksburg, West Virginia</w:t>
-      </w:r>
-    </w:p>
-    <w:p>
-      <w:pPr>
-        <w:pStyle w:val="SigSingle"/>
+        <w:keepLines/>
+        <w:spacing w:before="138" w:after="0" w:line="276" w:lineRule="exact"/>
+        <w:ind w:left="0" w:firstLine="0"/>
+        <w:jc w:val="left"/>
+      </w:pPr>
+      <w:r>
+        <w:t xml:space="preserve">Office</w:t>
+      </w:r>
+      <w:r>
+        <w:t xml:space="preserve"> </w:t>
+      </w:r>
+      <w:r>
+        <w:t xml:space="preserve">of</w:t>
+      </w:r>
+      <w:r>
+        <w:t xml:space="preserve"> </w:t>
+      </w:r>
+      <w:r>
+        <w:t xml:space="preserve">the</w:t>
+      </w:r>
+      <w:r>
+        <w:t xml:space="preserve"> </w:t>
+      </w:r>
+      <w:r>
+        <w:t xml:space="preserve">United</w:t>
+      </w:r>
+      <w:r>
+        <w:t xml:space="preserve"> </w:t>
+      </w:r>
+      <w:r>
+        <w:t xml:space="preserve">States</w:t>
+      </w:r>
+      <w:r>
+        <w:t xml:space="preserve"> </w:t>
+      </w:r>
+      <w:r>
+        <w:t xml:space="preserve">Trustee,</w:t>
+      </w:r>
+      <w:r>
+        <w:t xml:space="preserve"> </w:t>
+      </w:r>
+      <w:r>
+        <w:t xml:space="preserve">Region</w:t>
+      </w:r>
+      <w:r>
+        <w:t xml:space="preserve"> </w:t>
+      </w:r>
+      <w:r>
+        <w:t xml:space="preserve">4</w:t>
+      </w:r>
+    </w:p>
+    <w:p>
+      <w:pPr>
+        <w:spacing w:before="0" w:after="138" w:line="276" w:lineRule="exact"/>
+        <w:ind w:left="0" w:firstLine="0"/>
+        <w:jc w:val="left"/>
+      </w:pPr>
+      <w:r>
+        <w:t xml:space="preserve">Sample</w:t>
+      </w:r>
+      <w:r>
+        <w:t xml:space="preserve"> </w:t>
+      </w:r>
+      <w:r>
+        <w:t xml:space="preserve">Federal</w:t>
+      </w:r>
+      <w:r>
+        <w:t xml:space="preserve"> </w:t>
+      </w:r>
+      <w:r>
+        <w:t xml:space="preserve">Building,</w:t>
+      </w:r>
+      <w:r>
+        <w:t xml:space="preserve"> </w:t>
+      </w:r>
+      <w:r>
+        <w:t xml:space="preserve">Clarksburg,</w:t>
+      </w:r>
+      <w:r>
+        <w:t xml:space="preserve"> </w:t>
+      </w:r>
+      <w:r>
+        <w:t xml:space="preserve">West</w:t>
+      </w:r>
+      <w:r>
+        <w:t xml:space="preserve"> </w:t>
+      </w:r>
+      <w:r>
+        <w:t xml:space="preserve">Virginia</w:t>
+      </w:r>
+    </w:p>
+    <w:p>
+      <w:pPr>
         <w:keepNext/>
-      </w:pPr>
-      <w:r>
-        <w:rPr>
-          <w:b/>
-          <w:bCs/>
-        </w:rPr>
-        <w:t xml:space="preserve">s/ Sample Defense Counsel</w:t>
-      </w:r>
-    </w:p>
-    <w:p>
-      <w:pPr>
-        <w:pStyle w:val="SigSingle"/>
+        <w:keepLines/>
+        <w:spacing w:before="276" w:after="0" w:line="276" w:lineRule="exact"/>
+        <w:ind w:left="4608" w:firstLine="0"/>
+        <w:jc w:val="left"/>
+      </w:pPr>
+      <w:r>
+        <w:rPr>
+          <w:b/>
+          <w:bCs/>
+        </w:rPr>
+        <w:t xml:space="preserve">s/ </w:t>
+      </w:r>
+      <w:r>
+        <w:rPr>
+          <w:b/>
+          <w:bCs/>
+        </w:rPr>
+        <w:t xml:space="preserve">Sample</w:t>
+      </w:r>
+      <w:r>
+        <w:rPr>
+          <w:b/>
+          <w:bCs/>
+        </w:rPr>
+        <w:t xml:space="preserve"> </w:t>
+      </w:r>
+      <w:r>
+        <w:rPr>
+          <w:b/>
+          <w:bCs/>
+        </w:rPr>
+        <w:t xml:space="preserve">Defense</w:t>
+      </w:r>
+      <w:r>
+        <w:rPr>
+          <w:b/>
+          <w:bCs/>
+        </w:rPr>
+        <w:t xml:space="preserve"> </w:t>
+      </w:r>
+      <w:r>
+        <w:rPr>
+          <w:b/>
+          <w:bCs/>
+        </w:rPr>
+        <w:t xml:space="preserve">Counsel</w:t>
+      </w:r>
+    </w:p>
+    <w:p>
+      <w:pPr>
         <w:keepNext/>
-      </w:pPr>
-      <w:r>
-        <w:t xml:space="preserve">Counsel for Defendant Example Transferee, LLC</w:t>
-      </w:r>
-    </w:p>
-    <w:p>
-      <w:pPr>
-        <w:pStyle w:val="SigSingle"/>
-      </w:pPr>
-      <w:r>
-        <w:t xml:space="preserve">WVSB No. 00001</w:t>
+        <w:keepLines/>
+        <w:spacing w:before="0" w:after="0" w:line="276" w:lineRule="exact"/>
+        <w:ind w:left="4608" w:firstLine="0"/>
+        <w:jc w:val="left"/>
+      </w:pPr>
+      <w:r>
+        <w:t xml:space="preserve">Counsel</w:t>
+      </w:r>
+      <w:r>
+        <w:t xml:space="preserve"> </w:t>
+      </w:r>
+      <w:r>
+        <w:t xml:space="preserve">for</w:t>
+      </w:r>
+      <w:r>
+        <w:t xml:space="preserve"> </w:t>
+      </w:r>
+      <w:r>
+        <w:t xml:space="preserve">Defendant</w:t>
+      </w:r>
+      <w:r>
+        <w:t xml:space="preserve"> </w:t>
+      </w:r>
+      <w:r>
+        <w:t xml:space="preserve">Example</w:t>
+      </w:r>
+      <w:r>
+        <w:t xml:space="preserve"> </w:t>
+      </w:r>
+      <w:r>
+        <w:t xml:space="preserve">Transferee,</w:t>
+      </w:r>
+      <w:r>
+        <w:t xml:space="preserve"> </w:t>
+      </w:r>
+      <w:r>
+        <w:t xml:space="preserve">LLC</w:t>
+      </w:r>
+    </w:p>
+    <w:p>
+      <w:pPr>
+        <w:spacing w:before="0" w:after="0" w:line="276" w:lineRule="exact"/>
+        <w:ind w:left="4608" w:firstLine="0"/>
+        <w:jc w:val="left"/>
+      </w:pPr>
+      <w:r>
+        <w:t xml:space="preserve">WVSB</w:t>
+      </w:r>
+      <w:r>
+        <w:t xml:space="preserve"> </w:t>
+      </w:r>
+      <w:r>
+        <w:t xml:space="preserve">No.</w:t>
+      </w:r>
+      <w:r>
+        <w:t xml:space="preserve"> </w:t>
+      </w:r>
+      <w:r>
+        <w:t xml:space="preserve">00001</w:t>
       </w:r>
     </w:p>
     <w:sectPr>
-      <w:footerReference w:type="default" r:id="rIdFtr1"/>
+      <w:footerReference w:type="default" r:id="rIdFooter1"/>
       <w:pgSz w:w="12240" w:h="15840"/>
-      <w:pgMar w:top="1440" w:right="1440" w:bottom="1440" w:left="1440" w:header="720" w:footer="720" w:gutter="0"/>
-      <w:cols w:space="720"/>
+      <w:pgMar w:top="1440" w:right="1440" w:bottom="1440" w:left="1440" w:header="720" w:footer="735" w:gutter="0"/>
     </w:sectPr>
   </w:body>
 </w:document>
@@ -779,37 +2985,21 @@
 <w:ftr xmlns:w="http://schemas.openxmlformats.org/wordprocessingml/2006/main" xmlns:r="http://schemas.openxmlformats.org/officeDocument/2006/relationships">
   <w:p>
     <w:pPr>
-      <w:pStyle w:val="Footer"/>
       <w:jc w:val="center"/>
     </w:pPr>
     <w:r>
-      <w:rPr>
-        <w:sz w:val="20"/>
-      </w:rPr>
       <w:fldChar w:fldCharType="begin"/>
     </w:r>
     <w:r>
-      <w:rPr>
-        <w:sz w:val="20"/>
-      </w:rPr>
       <w:instrText xml:space="preserve"> PAGE </w:instrText>
     </w:r>
     <w:r>
-      <w:rPr>
-        <w:sz w:val="20"/>
-      </w:rPr>
       <w:fldChar w:fldCharType="separate"/>
     </w:r>
     <w:r>
-      <w:rPr>
-        <w:sz w:val="20"/>
-      </w:rPr>
       <w:t>1</w:t>
     </w:r>
     <w:r>
-      <w:rPr>
-        <w:sz w:val="20"/>
-      </w:rPr>
       <w:fldChar w:fldCharType="end"/>
     </w:r>
   </w:p>
@@ -924,7 +3114,7 @@
   <w:docDefaults>
     <w:rPrDefault>
       <w:rPr>
-        <w:rFonts w:ascii="EB Garamond" w:hAnsi="EB Garamond" w:eastAsia="EB Garamond" w:cs="EB Garamond"/>
+        <w:rFonts w:ascii="Times New Roman" w:hAnsi="Times New Roman" w:eastAsia="Times New Roman" w:cs="Times New Roman"/>
         <w:sz w:val="24"/>
         <w:szCs w:val="24"/>
         <w:lang w:val="en-US" w:eastAsia="zh-CN" w:bidi="ar-SA"/>
@@ -932,7 +3122,8 @@
     </w:rPrDefault>
     <w:pPrDefault>
       <w:pPr>
-        <w:spacing w:after="200"/>
+        <w:widowControl/>
+        <w:spacing w:after="0"/>
       </w:pPr>
     </w:pPrDefault>
   </w:docDefaults>
@@ -940,22 +3131,11 @@
   <w:style w:type="paragraph" w:default="1" w:styleId="Normal">
     <w:name w:val="Normal"/>
     <w:qFormat/>
-    <w:pPr>
-      <w:widowControl/>
-      <w:spacing w:before="0" w:after="0" w:line="360" w:lineRule="exact"/>
-      <w:ind w:firstLine="0"/>
-      <w:jc w:val="left"/>
-    </w:pPr>
-    <w:rPr>
-      <w:rFonts w:ascii="EB Garamond" w:hAnsi="EB Garamond" w:eastAsia="EB Garamond" w:cs="EB Garamond"/>
-      <w:sz w:val="24"/>
-      <w:szCs w:val="24"/>
-      <w:lang w:val="en-US"/>
-    </w:rPr>
   </w:style>
   <w:style w:type="paragraph" w:styleId="BodyText">
     <w:name w:val="Body Text"/>
     <w:basedOn w:val="Normal"/>
+    <w:link w:val="BodyTextChar"/>
     <w:qFormat/>
     <w:pPr>
       <w:spacing w:before="0" w:after="0" w:line="360" w:lineRule="exact"/>
@@ -967,18 +3147,13 @@
     <w:basedOn w:val="BodyText"/>
     <w:next w:val="BodyText"/>
     <w:qFormat/>
-    <w:pPr>
-      <w:spacing w:before="0" w:after="0" w:line="360" w:lineRule="exact"/>
-      <w:ind w:firstLine="720"/>
-    </w:pPr>
   </w:style>
   <w:style w:type="paragraph" w:customStyle="1" w:styleId="Compact">
     <w:name w:val="Compact"/>
     <w:basedOn w:val="BodyText"/>
     <w:qFormat/>
     <w:pPr>
-      <w:spacing w:before="0" w:after="0" w:line="228" w:lineRule="exact"/>
-      <w:ind w:firstLine="0"/>
+      <w:spacing w:before="36" w:after="36"/>
     </w:pPr>
   </w:style>
   <w:style w:type="paragraph" w:styleId="Title">
@@ -995,7 +3170,7 @@
       <w:jc w:val="center"/>
     </w:pPr>
     <w:rPr>
-      <w:rFonts w:ascii="EB Garamond" w:hAnsi="EB Garamond" w:eastAsia="EB Garamond" w:cs="EB Garamond"/>
+      <w:rFonts w:asciiTheme="majorHAnsi" w:eastAsiaTheme="majorEastAsia" w:hAnsiTheme="majorHAnsi" w:cstheme="majorBidi"/>
       <w:sz w:val="56"/>
       <w:szCs w:val="56"/>
     </w:rPr>
@@ -1007,7 +3182,7 @@
     <w:uiPriority w:val="10"/>
     <w:rsid w:val="00A10FD9"/>
     <w:rPr>
-      <w:rFonts w:ascii="EB Garamond" w:hAnsi="EB Garamond" w:eastAsia="EB Garamond" w:cs="EB Garamond"/>
+      <w:rFonts w:asciiTheme="majorHAnsi" w:eastAsiaTheme="majorEastAsia" w:hAnsiTheme="majorHAnsi" w:cstheme="majorBidi"/>
       <w:sz w:val="56"/>
       <w:szCs w:val="56"/>
     </w:rPr>
@@ -1026,7 +3201,7 @@
       </w:numPr>
     </w:pPr>
     <w:rPr>
-      <w:rFonts w:ascii="EB Garamond" w:hAnsi="EB Garamond" w:eastAsia="EB Garamond" w:cs="EB Garamond"/>
+      <w:rFonts w:eastAsiaTheme="majorEastAsia" w:cstheme="majorBidi"/>
       <w:spacing w:val="15"/>
       <w:sz w:val="28"/>
       <w:szCs w:val="28"/>
@@ -1039,7 +3214,7 @@
     <w:uiPriority w:val="11"/>
     <w:rsid w:val="00A10FD9"/>
     <w:rPr>
-      <w:rFonts w:ascii="EB Garamond" w:hAnsi="EB Garamond" w:eastAsia="EB Garamond" w:cs="EB Garamond"/>
+      <w:rFonts w:eastAsiaTheme="majorEastAsia" w:cstheme="majorBidi"/>
       <w:color w:val="595959" w:themeColor="text1" w:themeTint="A6"/>
       <w:spacing w:val="15"/>
       <w:sz w:val="28"/>
@@ -1118,20 +3293,24 @@
     <w:name w:val="heading 1"/>
     <w:basedOn w:val="Normal"/>
     <w:next w:val="BodyText"/>
+    <w:link w:val="Heading1Char"/>
     <w:uiPriority w:val="9"/>
     <w:qFormat/>
+    <w:rsid w:val="00A10FD9"/>
     <w:pPr>
       <w:keepNext/>
       <w:keepLines/>
-      <w:spacing w:before="288" w:after="192" w:line="360" w:lineRule="exact"/>
+      <w:spacing w:before="276" w:after="138" w:line="276" w:lineRule="exact"/>
       <w:ind w:firstLine="0"/>
       <w:jc w:val="center"/>
       <w:outlineLvl w:val="0"/>
     </w:pPr>
     <w:rPr>
-      <w:rFonts w:ascii="EB Garamond" w:hAnsi="EB Garamond" w:eastAsia="EB Garamond" w:cs="EB Garamond"/>
+      <w:rFonts w:ascii="Times New Roman" w:hAnsi="Times New Roman" w:eastAsia="Times New Roman" w:cs="Times New Roman"/>
       <w:b/>
       <w:bCs/>
+      <w:caps/>
+      <w:color w:val="000000"/>
       <w:sz w:val="24"/>
       <w:szCs w:val="24"/>
     </w:rPr>
@@ -1140,21 +3319,24 @@
     <w:name w:val="heading 2"/>
     <w:basedOn w:val="Normal"/>
     <w:next w:val="BodyText"/>
+    <w:link w:val="Heading2Char"/>
     <w:uiPriority w:val="9"/>
+    <w:semiHidden/>
     <w:unhideWhenUsed/>
     <w:qFormat/>
+    <w:rsid w:val="00A10FD9"/>
     <w:pPr>
       <w:keepNext/>
       <w:keepLines/>
-      <w:spacing w:before="240" w:after="144" w:line="360" w:lineRule="exact"/>
+      <w:spacing w:before="276" w:after="138" w:line="276" w:lineRule="exact"/>
       <w:ind w:firstLine="0"/>
-      <w:jc w:val="center"/>
       <w:outlineLvl w:val="1"/>
     </w:pPr>
     <w:rPr>
-      <w:rFonts w:ascii="EB Garamond" w:hAnsi="EB Garamond" w:eastAsia="EB Garamond" w:cs="EB Garamond"/>
+      <w:rFonts w:ascii="Times New Roman" w:hAnsi="Times New Roman" w:eastAsia="Times New Roman" w:cs="Times New Roman"/>
       <w:b/>
       <w:bCs/>
+      <w:color w:val="000000"/>
       <w:sz w:val="24"/>
       <w:szCs w:val="24"/>
     </w:rPr>
@@ -1163,21 +3345,24 @@
     <w:name w:val="heading 3"/>
     <w:basedOn w:val="Normal"/>
     <w:next w:val="BodyText"/>
+    <w:link w:val="Heading3Char"/>
     <w:uiPriority w:val="9"/>
+    <w:semiHidden/>
     <w:unhideWhenUsed/>
     <w:qFormat/>
+    <w:rsid w:val="00A10FD9"/>
     <w:pPr>
       <w:keepNext/>
       <w:keepLines/>
-      <w:spacing w:before="240" w:after="144" w:line="360" w:lineRule="exact"/>
+      <w:spacing w:before="276" w:after="138" w:line="276" w:lineRule="exact"/>
       <w:ind w:firstLine="0"/>
-      <w:jc w:val="left"/>
       <w:outlineLvl w:val="2"/>
     </w:pPr>
     <w:rPr>
-      <w:rFonts w:ascii="EB Garamond" w:hAnsi="EB Garamond" w:eastAsia="EB Garamond" w:cs="EB Garamond"/>
+      <w:rFonts w:ascii="Times New Roman" w:hAnsi="Times New Roman" w:eastAsia="Times New Roman" w:cs="Times New Roman"/>
       <w:b/>
       <w:bCs/>
+      <w:color w:val="000000"/>
       <w:sz w:val="24"/>
       <w:szCs w:val="24"/>
     </w:rPr>
@@ -1195,14 +3380,18 @@
     <w:pPr>
       <w:keepNext/>
       <w:keepLines/>
-      <w:spacing w:before="80" w:after="40"/>
+      <w:spacing w:before="276" w:after="138" w:line="276" w:lineRule="exact"/>
+      <w:ind w:firstLine="0"/>
       <w:outlineLvl w:val="3"/>
     </w:pPr>
     <w:rPr>
-      <w:rFonts w:ascii="EB Garamond" w:hAnsi="EB Garamond" w:eastAsia="EB Garamond" w:cs="EB Garamond"/>
+      <w:rFonts w:ascii="Times New Roman" w:hAnsi="Times New Roman" w:eastAsia="Times New Roman" w:cs="Times New Roman"/>
+      <w:b/>
+      <w:bCs/>
       <w:i/>
-      <w:iCs/>
-      <w:color w:val="0F4761" w:themeColor="accent1" w:themeShade="BF"/>
+      <w:color w:val="000000"/>
+      <w:sz w:val="24"/>
+      <w:szCs w:val="24"/>
     </w:rPr>
   </w:style>
   <w:style w:type="paragraph" w:styleId="Heading5">
@@ -1218,12 +3407,18 @@
     <w:pPr>
       <w:keepNext/>
       <w:keepLines/>
-      <w:spacing w:before="80" w:after="40"/>
+      <w:spacing w:before="276" w:after="138" w:line="276" w:lineRule="exact"/>
+      <w:ind w:firstLine="0"/>
       <w:outlineLvl w:val="4"/>
     </w:pPr>
     <w:rPr>
-      <w:rFonts w:ascii="EB Garamond" w:hAnsi="EB Garamond" w:eastAsia="EB Garamond" w:cs="EB Garamond"/>
-      <w:color w:val="0F4761" w:themeColor="accent1" w:themeShade="BF"/>
+      <w:rFonts w:ascii="Times New Roman" w:hAnsi="Times New Roman" w:eastAsia="Times New Roman" w:cs="Times New Roman"/>
+      <w:b/>
+      <w:bCs/>
+      <w:i/>
+      <w:color w:val="000000"/>
+      <w:sz w:val="24"/>
+      <w:szCs w:val="24"/>
     </w:rPr>
   </w:style>
   <w:style w:type="paragraph" w:styleId="Heading6">
@@ -1243,7 +3438,7 @@
       <w:outlineLvl w:val="5"/>
     </w:pPr>
     <w:rPr>
-      <w:rFonts w:ascii="EB Garamond" w:hAnsi="EB Garamond" w:eastAsia="EB Garamond" w:cs="EB Garamond"/>
+      <w:rFonts w:eastAsiaTheme="majorEastAsia" w:cstheme="majorBidi"/>
       <w:i/>
       <w:iCs/>
       <w:color w:val="595959" w:themeColor="text1" w:themeTint="A6"/>
@@ -1266,7 +3461,7 @@
       <w:outlineLvl w:val="6"/>
     </w:pPr>
     <w:rPr>
-      <w:rFonts w:ascii="EB Garamond" w:hAnsi="EB Garamond" w:eastAsia="EB Garamond" w:cs="EB Garamond"/>
+      <w:rFonts w:eastAsiaTheme="majorEastAsia" w:cstheme="majorBidi"/>
       <w:color w:val="595959" w:themeColor="text1" w:themeTint="A6"/>
     </w:rPr>
   </w:style>
@@ -1287,7 +3482,7 @@
       <w:outlineLvl w:val="7"/>
     </w:pPr>
     <w:rPr>
-      <w:rFonts w:ascii="EB Garamond" w:hAnsi="EB Garamond" w:eastAsia="EB Garamond" w:cs="EB Garamond"/>
+      <w:rFonts w:eastAsiaTheme="majorEastAsia" w:cstheme="majorBidi"/>
       <w:i/>
       <w:iCs/>
       <w:color w:val="272727" w:themeColor="text1" w:themeTint="D8"/>
@@ -1310,7 +3505,7 @@
       <w:outlineLvl w:val="8"/>
     </w:pPr>
     <w:rPr>
-      <w:rFonts w:ascii="EB Garamond" w:hAnsi="EB Garamond" w:eastAsia="EB Garamond" w:cs="EB Garamond"/>
+      <w:rFonts w:eastAsiaTheme="majorEastAsia" w:cstheme="majorBidi"/>
       <w:color w:val="272727" w:themeColor="text1" w:themeTint="D8"/>
     </w:rPr>
   </w:style>
@@ -1321,7 +3516,7 @@
     <w:uiPriority w:val="9"/>
     <w:rsid w:val="00A10FD9"/>
     <w:rPr>
-      <w:rFonts w:ascii="EB Garamond" w:hAnsi="EB Garamond" w:eastAsia="EB Garamond" w:cs="EB Garamond"/>
+      <w:rFonts w:asciiTheme="majorHAnsi" w:eastAsiaTheme="majorEastAsia" w:hAnsiTheme="majorHAnsi" w:cstheme="majorBidi"/>
       <w:color w:val="0F4761" w:themeColor="accent1" w:themeShade="BF"/>
       <w:sz w:val="40"/>
       <w:szCs w:val="40"/>
@@ -1335,7 +3530,7 @@
     <w:semiHidden/>
     <w:rsid w:val="00A10FD9"/>
     <w:rPr>
-      <w:rFonts w:ascii="EB Garamond" w:hAnsi="EB Garamond" w:eastAsia="EB Garamond" w:cs="EB Garamond"/>
+      <w:rFonts w:asciiTheme="majorHAnsi" w:eastAsiaTheme="majorEastAsia" w:hAnsiTheme="majorHAnsi" w:cstheme="majorBidi"/>
       <w:color w:val="0F4761" w:themeColor="accent1" w:themeShade="BF"/>
       <w:sz w:val="32"/>
       <w:szCs w:val="32"/>
@@ -1349,7 +3544,7 @@
     <w:semiHidden/>
     <w:rsid w:val="00A10FD9"/>
     <w:rPr>
-      <w:rFonts w:ascii="EB Garamond" w:hAnsi="EB Garamond" w:eastAsia="EB Garamond" w:cs="EB Garamond"/>
+      <w:rFonts w:eastAsiaTheme="majorEastAsia" w:cstheme="majorBidi"/>
       <w:color w:val="0F4761" w:themeColor="accent1" w:themeShade="BF"/>
       <w:sz w:val="28"/>
       <w:szCs w:val="28"/>
@@ -1363,7 +3558,7 @@
     <w:semiHidden/>
     <w:rsid w:val="00A10FD9"/>
     <w:rPr>
-      <w:rFonts w:ascii="EB Garamond" w:hAnsi="EB Garamond" w:eastAsia="EB Garamond" w:cs="EB Garamond"/>
+      <w:rFonts w:eastAsiaTheme="majorEastAsia" w:cstheme="majorBidi"/>
       <w:i/>
       <w:iCs/>
       <w:color w:val="0F4761" w:themeColor="accent1" w:themeShade="BF"/>
@@ -1377,7 +3572,7 @@
     <w:semiHidden/>
     <w:rsid w:val="00A10FD9"/>
     <w:rPr>
-      <w:rFonts w:ascii="EB Garamond" w:hAnsi="EB Garamond" w:eastAsia="EB Garamond" w:cs="EB Garamond"/>
+      <w:rFonts w:eastAsiaTheme="majorEastAsia" w:cstheme="majorBidi"/>
       <w:color w:val="0F4761" w:themeColor="accent1" w:themeShade="BF"/>
     </w:rPr>
   </w:style>
@@ -1389,7 +3584,7 @@
     <w:semiHidden/>
     <w:rsid w:val="00A10FD9"/>
     <w:rPr>
-      <w:rFonts w:ascii="EB Garamond" w:hAnsi="EB Garamond" w:eastAsia="EB Garamond" w:cs="EB Garamond"/>
+      <w:rFonts w:eastAsiaTheme="majorEastAsia" w:cstheme="majorBidi"/>
       <w:i/>
       <w:iCs/>
       <w:color w:val="595959" w:themeColor="text1" w:themeTint="A6"/>
@@ -1403,7 +3598,7 @@
     <w:semiHidden/>
     <w:rsid w:val="00A10FD9"/>
     <w:rPr>
-      <w:rFonts w:ascii="EB Garamond" w:hAnsi="EB Garamond" w:eastAsia="EB Garamond" w:cs="EB Garamond"/>
+      <w:rFonts w:eastAsiaTheme="majorEastAsia" w:cstheme="majorBidi"/>
       <w:color w:val="595959" w:themeColor="text1" w:themeTint="A6"/>
     </w:rPr>
   </w:style>
@@ -1415,7 +3610,7 @@
     <w:semiHidden/>
     <w:rsid w:val="00A10FD9"/>
     <w:rPr>
-      <w:rFonts w:ascii="EB Garamond" w:hAnsi="EB Garamond" w:eastAsia="EB Garamond" w:cs="EB Garamond"/>
+      <w:rFonts w:eastAsiaTheme="majorEastAsia" w:cstheme="majorBidi"/>
       <w:i/>
       <w:iCs/>
       <w:color w:val="272727" w:themeColor="text1" w:themeTint="D8"/>
@@ -1429,32 +3624,43 @@
     <w:semiHidden/>
     <w:rsid w:val="00A10FD9"/>
     <w:rPr>
-      <w:rFonts w:ascii="EB Garamond" w:hAnsi="EB Garamond" w:eastAsia="EB Garamond" w:cs="EB Garamond"/>
+      <w:rFonts w:eastAsiaTheme="majorEastAsia" w:cstheme="majorBidi"/>
       <w:color w:val="272727" w:themeColor="text1" w:themeTint="D8"/>
     </w:rPr>
+  </w:style>
+  <w:style w:type="paragraph" w:customStyle="1" w:styleId="ListItem">
+    <w:name w:val="List Item"/>
+    <w:basedOn w:val="BodyText"/>
+    <w:qFormat/>
+    <w:pPr>
+      <w:spacing w:before="0" w:after="0" w:line="360" w:lineRule="exact"/>
+      <w:ind w:left="720" w:hanging="720"/>
+    </w:pPr>
   </w:style>
   <w:style w:type="paragraph" w:styleId="BlockText">
     <w:name w:val="Block Text"/>
     <w:basedOn w:val="BodyText"/>
     <w:next w:val="BodyText"/>
     <w:uiPriority w:val="9"/>
+    <w:unhideWhenUsed/>
     <w:qFormat/>
     <w:pPr>
-      <w:spacing w:before="0" w:after="0" w:line="360" w:lineRule="exact"/>
-      <w:ind w:left="240" w:right="240" w:firstLine="0"/>
+      <w:spacing w:before="280" w:after="280" w:line="276" w:lineRule="exact"/>
+      <w:ind w:firstLine="0" w:left="720" w:right="720"/>
     </w:pPr>
   </w:style>
   <w:style w:type="paragraph" w:styleId="FootnoteText">
-    <w:name w:val="footnote text"/>
+    <w:name w:val="Footnote Text"/>
     <w:basedOn w:val="Normal"/>
-    <w:uiPriority w:val="99"/>
+    <w:next w:val="FootnoteText"/>
+    <w:uiPriority w:val="9"/>
     <w:unhideWhenUsed/>
+    <w:qFormat/>
     <w:pPr>
-      <w:spacing w:before="0" w:after="60" w:line="240" w:lineRule="exact"/>
-      <w:ind w:firstLine="0"/>
+      <w:keepLines/>
+      <w:spacing w:before="0" w:after="120" w:line="230" w:lineRule="exact"/>
     </w:pPr>
     <w:rPr>
-      <w:rFonts w:ascii="EB Garamond" w:hAnsi="EB Garamond" w:eastAsia="EB Garamond" w:cs="EB Garamond"/>
       <w:sz w:val="20"/>
       <w:szCs w:val="20"/>
     </w:rPr>
@@ -1467,8 +3673,8 @@
     <w:unhideWhenUsed/>
     <w:qFormat/>
     <w:pPr>
-      <w:spacing w:before="100" w:after="100"/>
-      <w:ind w:firstLine="0" w:left="480" w:right="480"/>
+      <w:spacing w:before="280" w:after="280"/>
+      <w:ind w:firstLine="0" w:left="720" w:right="720"/>
     </w:pPr>
   </w:style>
   <w:style w:type="character" w:default="1" w:styleId="DefaultParagraphFont">
@@ -1557,7 +3763,7 @@
     <w:name w:val="Verbatim Char"/>
     <w:basedOn w:val="BodyTextChar"/>
     <w:rPr>
-      <w:rFonts w:ascii="EB Garamond" w:hAnsi="EB Garamond" w:eastAsia="EB Garamond" w:cs="EB Garamond"/>
+      <w:rFonts w:ascii="Consolas" w:hAnsi="Consolas"/>
       <w:sz w:val="22"/>
     </w:rPr>
   </w:style>
@@ -1576,7 +3782,7 @@
     <w:name w:val="Hyperlink"/>
     <w:basedOn w:val="BodyTextChar"/>
     <w:rPr>
-      <w:color w:val="4F81BD" w:themeColor="accent1"/>
+      <w:color w:val="000000"/>
     </w:rPr>
   </w:style>
   <w:style w:type="paragraph" w:styleId="TOCHeading">
@@ -1591,69 +3797,34 @@
       <w:outlineLvl w:val="9"/>
     </w:pPr>
     <w:rPr>
-      <w:rFonts w:ascii="EB Garamond" w:hAnsi="EB Garamond" w:eastAsia="EB Garamond" w:cs="EB Garamond"/>
+      <w:rFonts w:asciiTheme="majorHAnsi" w:eastAsiaTheme="majorEastAsia" w:hAnsiTheme="majorHAnsi" w:cstheme="majorBidi"/>
       <w:b w:val="0"/>
       <w:bCs w:val="0"/>
       <w:color w:val="365F91" w:themeColor="accent1" w:themeShade="BF"/>
     </w:rPr>
   </w:style>
-  <w:style w:type="paragraph" w:styleId="Footer">
-    <w:name w:val="footer"/>
-    <w:basedOn w:val="Normal"/>
-    <w:uiPriority w:val="99"/>
-    <w:unhideWhenUsed/>
-    <w:pPr>
-      <w:spacing w:before="0" w:after="0" w:line="240" w:lineRule="auto"/>
-      <w:ind w:firstLine="0"/>
-      <w:jc w:val="center"/>
-    </w:pPr>
-    <w:rPr>
-      <w:rFonts w:ascii="EB Garamond" w:hAnsi="EB Garamond" w:eastAsia="EB Garamond" w:cs="EB Garamond"/>
-      <w:sz w:val="20"/>
-      <w:szCs w:val="20"/>
-    </w:rPr>
-  </w:style>
-  <w:style w:type="paragraph" w:customStyle="1" w:styleId="Single">
-    <w:name w:val="Single"/>
-    <w:basedOn w:val="Normal"/>
+  <w:style w:type="paragraph" w:customStyle="1" w:styleId="BodyTextNoted">
+    <w:name w:val="Body Text Noted"/>
+    <w:basedOn w:val="BodyText"/>
     <w:qFormat/>
     <w:pPr>
-      <w:spacing w:before="0" w:after="0" w:line="228" w:lineRule="exact"/>
-      <w:ind w:firstLine="0"/>
-      <w:jc w:val="left"/>
+      <w:widowControl w:val="0"/>
     </w:pPr>
   </w:style>
-  <w:style w:type="paragraph" w:customStyle="1" w:styleId="Centered">
-    <w:name w:val="Centered"/>
-    <w:basedOn w:val="Single"/>
+  <w:style w:type="paragraph" w:customStyle="1" w:styleId="BodyTextSpaced">
+    <w:name w:val="Body Text Spaced"/>
+    <w:basedOn w:val="BodyText"/>
     <w:qFormat/>
     <w:pPr>
-      <w:jc w:val="center"/>
+      <w:spacing w:before="276" w:after="0" w:line="360" w:lineRule="exact"/>
     </w:pPr>
   </w:style>
-  <w:style w:type="paragraph" w:customStyle="1" w:styleId="CenteredBody">
-    <w:name w:val="Centered Body"/>
-    <w:basedOn w:val="Normal"/>
+  <w:style w:type="paragraph" w:customStyle="1" w:styleId="BodyTextSpacedNoted">
+    <w:name w:val="Body Text Spaced Noted"/>
+    <w:basedOn w:val="BodyTextSpaced"/>
     <w:qFormat/>
     <w:pPr>
-      <w:ind w:firstLine="0"/>
-      <w:jc w:val="center"/>
-    </w:pPr>
-  </w:style>
-  <w:style w:type="paragraph" w:customStyle="1" w:styleId="SigBlock">
-    <w:name w:val="Signature Block"/>
-    <w:basedOn w:val="Normal"/>
-    <w:qFormat/>
-    <w:pPr>
-      <w:ind w:left="4608" w:firstLine="0"/>
-    </w:pPr>
-  </w:style>
-  <w:style w:type="paragraph" w:customStyle="1" w:styleId="SigSingle">
-    <w:name w:val="Signature Block Single"/>
-    <w:basedOn w:val="Single"/>
-    <w:qFormat/>
-    <w:pPr>
-      <w:ind w:left="4608" w:firstLine="0"/>
+      <w:widowControl w:val="0"/>
     </w:pPr>
   </w:style>
   <w:style w:type="paragraph" w:customStyle="1" w:styleId="SourceCode">
